--- a/education/docker-swarm/docx/chapter04_state.docx
+++ b/education/docker-swarm/docx/chapter04_state.docx
@@ -2,7 +2,7 @@
 <file path=word/document.xml><?xml version="1.0" encoding="utf-8"?>
 <w:document xmlns:w="http://schemas.openxmlformats.org/wordprocessingml/2006/main" xmlns:m="http://schemas.openxmlformats.org/officeDocument/2006/math" xmlns:r="http://schemas.openxmlformats.org/officeDocument/2006/relationships" xmlns:o="urn:schemas-microsoft-com:office:office" xmlns:v="urn:schemas-microsoft-com:vml" xmlns:w10="urn:schemas-microsoft-com:office:word" xmlns:a="http://schemas.openxmlformats.org/drawingml/2006/main" xmlns:pic="http://schemas.openxmlformats.org/drawingml/2006/picture" xmlns:wp="http://schemas.openxmlformats.org/drawingml/2006/wordprocessingDrawing">
   <w:body>
-    <w:bookmarkStart w:id="27" w:name="X54db984c900d5f62ab8e864e0c2bf535d02507c"/>
+    <w:bookmarkStart w:id="28" w:name="X54db984c900d5f62ab8e864e0c2bf535d02507c"/>
     <w:p>
       <w:pPr>
         <w:pStyle w:val="Heading1"/>
@@ -408,7 +408,7 @@
       </w:r>
     </w:p>
     <w:bookmarkEnd w:id="9"/>
-    <w:bookmarkStart w:id="17" w:name="Xe336cef8aa5a816a56028ebf3022d6a1de99b72"/>
+    <w:bookmarkStart w:id="18" w:name="Xe336cef8aa5a816a56028ebf3022d6a1de99b72"/>
     <w:p>
       <w:pPr>
         <w:pStyle w:val="Heading2"/>
@@ -2168,7 +2168,17 @@
               <w:pStyle w:val="Compact"/>
             </w:pPr>
             <w:r>
-              <w:t xml:space="preserve">Replicated / networked storage (NFS, Ceph, a cloud volume)</w:t>
+              <w:t xml:space="preserve">Replicated / networked storage (NFS, Ceph, a cloud volume) — ⚠️</w:t>
+            </w:r>
+            <w:r>
+              <w:t xml:space="preserve"> </w:t>
+            </w:r>
+            <w:r>
+              <w:rPr>
+                <w:i/>
+                <w:iCs/>
+              </w:rPr>
+              <w:t xml:space="preserve">not tested in this lab</w:t>
             </w:r>
           </w:p>
         </w:tc>
@@ -2201,151 +2211,210 @@
         <w:pStyle w:val="BodyText"/>
       </w:pPr>
       <w:r>
-        <w:t xml:space="preserve">🚨</w:t>
-      </w:r>
-      <w:r>
-        <w:t xml:space="preserve"> </w:t>
-      </w:r>
-      <w:r>
-        <w:rPr>
-          <w:b/>
-          <w:bCs/>
-        </w:rPr>
-        <w:t xml:space="preserve">What you must not do is leave it unpinned and</w:t>
-      </w:r>
-      <w:r>
-        <w:rPr>
-          <w:b/>
-          <w:bCs/>
-        </w:rPr>
-        <w:t xml:space="preserve"> </w:t>
-      </w:r>
-      <w:r>
-        <w:rPr>
-          <w:b/>
-          <w:bCs/>
+        <w:t xml:space="preserve">⭐</w:t>
+      </w:r>
+      <w:r>
+        <w:t xml:space="preserve"> </w:t>
+      </w:r>
+      <w:r>
+        <w:rPr>
+          <w:b/>
+          <w:bCs/>
+        </w:rPr>
+        <w:t xml:space="preserve">And behind both options sits the decision production teams usually make instead: the</w:t>
+      </w:r>
+      <w:r>
+        <w:rPr>
+          <w:b/>
+          <w:bCs/>
+        </w:rPr>
+        <w:t xml:space="preserve"> </w:t>
+      </w:r>
+      <w:r>
+        <w:rPr>
+          <w:b/>
+          <w:bCs/>
+        </w:rPr>
+        <w:t xml:space="preserve">system-of-record database is not a container at all.</w:t>
+      </w:r>
+      <w:r>
+        <w:t xml:space="preserve"> </w:t>
+      </w:r>
+      <w:r>
+        <w:t xml:space="preserve">A pin solves the</w:t>
+      </w:r>
+      <w:r>
+        <w:t xml:space="preserve"> </w:t>
+      </w:r>
+      <w:r>
+        <w:rPr>
           <w:i/>
           <w:iCs/>
         </w:rPr>
-        <w:t xml:space="preserve">believe</w:t>
-      </w:r>
-      <w:r>
-        <w:rPr>
-          <w:b/>
-          <w:bCs/>
-        </w:rPr>
-        <w:t xml:space="preserve"> </w:t>
-      </w:r>
-      <w:r>
-        <w:rPr>
-          <w:b/>
-          <w:bCs/>
-        </w:rPr>
-        <w:t xml:space="preserve">you have redundancy.</w:t>
-      </w:r>
-      <w:r>
-        <w:t xml:space="preserve"> </w:t>
-      </w:r>
-      <w:r>
-        <w:t xml:space="preserve">An unpinned stateful</w:t>
-      </w:r>
-      <w:r>
-        <w:t xml:space="preserve"> </w:t>
-      </w:r>
-      <w:r>
-        <w:t xml:space="preserve">service on a three-node cluster</w:t>
-      </w:r>
-      <w:r>
-        <w:t xml:space="preserve"> </w:t>
-      </w:r>
-      <w:r>
-        <w:rPr>
-          <w:b/>
-          <w:bCs/>
-        </w:rPr>
-        <w:t xml:space="preserve">looks</w:t>
-      </w:r>
-      <w:r>
-        <w:t xml:space="preserve"> </w:t>
-      </w:r>
-      <w:r>
-        <w:t xml:space="preserve">more available than a pinned one and is strictly more</w:t>
-      </w:r>
-      <w:r>
-        <w:t xml:space="preserve"> </w:t>
-      </w:r>
-      <w:r>
-        <w:t xml:space="preserve">dangerous, because the failure mode is silent instead of loud.</w:t>
-      </w:r>
-      <w:r>
-        <w:t xml:space="preserve"> </w:t>
-      </w:r>
-      <w:r>
-        <w:rPr>
-          <w:b/>
-          <w:bCs/>
-        </w:rPr>
-        <w:t xml:space="preserve">A pinned service that refuses to start</w:t>
-      </w:r>
-      <w:r>
-        <w:rPr>
-          <w:b/>
-          <w:bCs/>
-        </w:rPr>
-        <w:t xml:space="preserve"> </w:t>
-      </w:r>
-      <w:r>
-        <w:rPr>
-          <w:b/>
-          <w:bCs/>
-        </w:rPr>
-        <w:t xml:space="preserve">tells you the truth immediately; an unpinned one comes up empty and reports success.</w:t>
-      </w:r>
-    </w:p>
-    <w:p>
-      <w:pPr>
-        <w:pStyle w:val="BlockText"/>
-      </w:pPr>
-      <w:r>
-        <w:rPr>
-          <w:b/>
-          <w:bCs/>
-        </w:rPr>
-        <w:t xml:space="preserve">Lab vs PROD — node-local volumes for stateful services.</w:t>
-      </w:r>
-      <w:r>
-        <w:t xml:space="preserve"> </w:t>
-      </w:r>
-      <w:r>
-        <w:rPr>
+        <w:t xml:space="preserve">addressing</w:t>
+      </w:r>
+      <w:r>
+        <w:t xml:space="preserve"> </w:t>
+      </w:r>
+      <w:r>
+        <w:t xml:space="preserve">problem this</w:t>
+      </w:r>
+      <w:r>
+        <w:t xml:space="preserve"> </w:t>
+      </w:r>
+      <w:r>
+        <w:t xml:space="preserve">chapter demonstrates; it does nothing about the deeper one, which is that the database’s availability is</w:t>
+      </w:r>
+      <w:r>
+        <w:t xml:space="preserve"> </w:t>
+      </w:r>
+      <w:r>
+        <w:t xml:space="preserve">now a scheduling decision made by software whose contract ends at</w:t>
+      </w:r>
+      <w:r>
+        <w:t xml:space="preserve"> </w:t>
+      </w:r>
+      <w:r>
+        <w:t xml:space="preserve">“a process is running”</w:t>
+      </w:r>
+      <w:r>
+        <w:t xml:space="preserve">. Real PG hosts</w:t>
+      </w:r>
+      <w:r>
+        <w:t xml:space="preserve"> </w:t>
+      </w:r>
+      <w:r>
+        <w:t xml:space="preserve">with replication and point-in-time recovery are the production answer our own phase record gives — the</w:t>
+      </w:r>
+      <w:r>
+        <w:t xml:space="preserve"> </w:t>
+      </w:r>
+      <w:r>
+        <w:t xml:space="preserve">lab containerises Postgres because studying Swarm is the point here, not because it is a pattern to</w:t>
+      </w:r>
+      <w:r>
+        <w:t xml:space="preserve"> </w:t>
+      </w:r>
+      <w:r>
+        <w:t xml:space="preserve">carry out of the lab.</w:t>
+      </w:r>
+    </w:p>
+    <w:p>
+      <w:pPr>
+        <w:pStyle w:val="BodyText"/>
+      </w:pPr>
+      <w:r>
+        <w:t xml:space="preserve">🚨</w:t>
+      </w:r>
+      <w:r>
+        <w:t xml:space="preserve"> </w:t>
+      </w:r>
+      <w:r>
+        <w:rPr>
+          <w:b/>
+          <w:bCs/>
+        </w:rPr>
+        <w:t xml:space="preserve">What you must not do is leave it unpinned and</w:t>
+      </w:r>
+      <w:r>
+        <w:rPr>
+          <w:b/>
+          <w:bCs/>
+        </w:rPr>
+        <w:t xml:space="preserve"> </w:t>
+      </w:r>
+      <w:r>
+        <w:rPr>
+          <w:b/>
+          <w:bCs/>
           <w:i/>
           <w:iCs/>
         </w:rPr>
-        <w:t xml:space="preserve">In the lab:</w:t>
-      </w:r>
-      <w:r>
-        <w:t xml:space="preserve"> </w:t>
-      </w:r>
-      <w:r>
-        <w:t xml:space="preserve">both stateful services use</w:t>
-      </w:r>
-      <w:r>
-        <w:t xml:space="preserve"> </w:t>
-      </w:r>
-      <w:r>
-        <w:rPr>
-          <w:rStyle w:val="VerbatimChar"/>
-        </w:rPr>
-        <w:t xml:space="preserve">local</w:t>
-      </w:r>
-      <w:r>
-        <w:t xml:space="preserve">-driver named volumes on a single node. Postgres is pinned there; Redis is deliberately left</w:t>
-      </w:r>
-      <w:r>
-        <w:t xml:space="preserve"> </w:t>
-      </w:r>
-      <w:r>
-        <w:t xml:space="preserve">free so that this chapter’s drill could be run.</w:t>
+        <w:t xml:space="preserve">believe</w:t>
+      </w:r>
+      <w:r>
+        <w:rPr>
+          <w:b/>
+          <w:bCs/>
+        </w:rPr>
+        <w:t xml:space="preserve"> </w:t>
+      </w:r>
+      <w:r>
+        <w:rPr>
+          <w:b/>
+          <w:bCs/>
+        </w:rPr>
+        <w:t xml:space="preserve">you have redundancy.</w:t>
+      </w:r>
+      <w:r>
+        <w:t xml:space="preserve"> </w:t>
+      </w:r>
+      <w:r>
+        <w:t xml:space="preserve">An unpinned stateful</w:t>
+      </w:r>
+      <w:r>
+        <w:t xml:space="preserve"> </w:t>
+      </w:r>
+      <w:r>
+        <w:t xml:space="preserve">service on a three-node cluster</w:t>
+      </w:r>
+      <w:r>
+        <w:t xml:space="preserve"> </w:t>
+      </w:r>
+      <w:r>
+        <w:rPr>
+          <w:b/>
+          <w:bCs/>
+        </w:rPr>
+        <w:t xml:space="preserve">looks</w:t>
+      </w:r>
+      <w:r>
+        <w:t xml:space="preserve"> </w:t>
+      </w:r>
+      <w:r>
+        <w:t xml:space="preserve">more available than a pinned one and is strictly more</w:t>
+      </w:r>
+      <w:r>
+        <w:t xml:space="preserve"> </w:t>
+      </w:r>
+      <w:r>
+        <w:t xml:space="preserve">dangerous, because the failure mode is silent instead of loud.</w:t>
+      </w:r>
+      <w:r>
+        <w:t xml:space="preserve"> </w:t>
+      </w:r>
+      <w:r>
+        <w:rPr>
+          <w:b/>
+          <w:bCs/>
+        </w:rPr>
+        <w:t xml:space="preserve">A pinned service that refuses to start</w:t>
+      </w:r>
+      <w:r>
+        <w:rPr>
+          <w:b/>
+          <w:bCs/>
+        </w:rPr>
+        <w:t xml:space="preserve"> </w:t>
+      </w:r>
+      <w:r>
+        <w:rPr>
+          <w:b/>
+          <w:bCs/>
+        </w:rPr>
+        <w:t xml:space="preserve">tells you the truth immediately; an unpinned one comes up empty and reports success.</w:t>
+      </w:r>
+    </w:p>
+    <w:p>
+      <w:pPr>
+        <w:pStyle w:val="BlockText"/>
+      </w:pPr>
+      <w:r>
+        <w:rPr>
+          <w:b/>
+          <w:bCs/>
+        </w:rPr>
+        <w:t xml:space="preserve">Lab vs PROD — node-local volumes for stateful services.</w:t>
       </w:r>
       <w:r>
         <w:t xml:space="preserve"> </w:t>
@@ -2355,25 +2424,31 @@
           <w:i/>
           <w:iCs/>
         </w:rPr>
-        <w:t xml:space="preserve">Why it’s acceptable here:</w:t>
-      </w:r>
-      <w:r>
-        <w:t xml:space="preserve"> </w:t>
-      </w:r>
-      <w:r>
-        <w:t xml:space="preserve">the pin makes the database</w:t>
-      </w:r>
-      <w:r>
-        <w:t xml:space="preserve"> </w:t>
-      </w:r>
-      <w:r>
-        <w:t xml:space="preserve">immovable and therefore honest, the Redis dataset is a regenerable cache, and all three VMs are</w:t>
-      </w:r>
-      <w:r>
-        <w:t xml:space="preserve"> </w:t>
-      </w:r>
-      <w:r>
-        <w:t xml:space="preserve">snapshotted.</w:t>
+        <w:t xml:space="preserve">In the lab:</w:t>
+      </w:r>
+      <w:r>
+        <w:t xml:space="preserve"> </w:t>
+      </w:r>
+      <w:r>
+        <w:t xml:space="preserve">both stateful services use</w:t>
+      </w:r>
+      <w:r>
+        <w:t xml:space="preserve"> </w:t>
+      </w:r>
+      <w:r>
+        <w:rPr>
+          <w:rStyle w:val="VerbatimChar"/>
+        </w:rPr>
+        <w:t xml:space="preserve">local</w:t>
+      </w:r>
+      <w:r>
+        <w:t xml:space="preserve">-driver named volumes on a single node. Postgres is pinned there; Redis is deliberately left</w:t>
+      </w:r>
+      <w:r>
+        <w:t xml:space="preserve"> </w:t>
+      </w:r>
+      <w:r>
+        <w:t xml:space="preserve">free so that this chapter’s drill could be run.</w:t>
       </w:r>
       <w:r>
         <w:t xml:space="preserve"> </w:t>
@@ -2383,41 +2458,25 @@
           <w:i/>
           <w:iCs/>
         </w:rPr>
-        <w:t xml:space="preserve">In production:</w:t>
-      </w:r>
-      <w:r>
-        <w:t xml:space="preserve"> </w:t>
-      </w:r>
-      <w:r>
-        <w:t xml:space="preserve">stateful services get replicated or networked storage,</w:t>
-      </w:r>
-      <w:r>
-        <w:t xml:space="preserve"> </w:t>
-      </w:r>
-      <w:r>
-        <w:rPr>
-          <w:b/>
-          <w:bCs/>
-        </w:rPr>
-        <w:t xml:space="preserve">or</w:t>
-      </w:r>
-      <w:r>
-        <w:t xml:space="preserve"> </w:t>
-      </w:r>
-      <w:r>
-        <w:t xml:space="preserve">a hard pin</w:t>
-      </w:r>
-      <w:r>
-        <w:t xml:space="preserve"> </w:t>
-      </w:r>
-      <w:r>
-        <w:t xml:space="preserve">plus a written plan for that node’s failure — and either way it is a recorded decision rather than</w:t>
-      </w:r>
-      <w:r>
-        <w:t xml:space="preserve"> </w:t>
-      </w:r>
-      <w:r>
-        <w:t xml:space="preserve">whatever the scheduler chose.</w:t>
+        <w:t xml:space="preserve">Why it’s acceptable here:</w:t>
+      </w:r>
+      <w:r>
+        <w:t xml:space="preserve"> </w:t>
+      </w:r>
+      <w:r>
+        <w:t xml:space="preserve">the pin makes the database</w:t>
+      </w:r>
+      <w:r>
+        <w:t xml:space="preserve"> </w:t>
+      </w:r>
+      <w:r>
+        <w:t xml:space="preserve">immovable and therefore honest, the Redis dataset is a regenerable cache, and all three VMs are</w:t>
+      </w:r>
+      <w:r>
+        <w:t xml:space="preserve"> </w:t>
+      </w:r>
+      <w:r>
+        <w:t xml:space="preserve">snapshotted.</w:t>
       </w:r>
       <w:r>
         <w:t xml:space="preserve"> </w:t>
@@ -2427,6 +2486,50 @@
           <w:i/>
           <w:iCs/>
         </w:rPr>
+        <w:t xml:space="preserve">In production:</w:t>
+      </w:r>
+      <w:r>
+        <w:t xml:space="preserve"> </w:t>
+      </w:r>
+      <w:r>
+        <w:t xml:space="preserve">stateful services get replicated or networked storage,</w:t>
+      </w:r>
+      <w:r>
+        <w:t xml:space="preserve"> </w:t>
+      </w:r>
+      <w:r>
+        <w:rPr>
+          <w:b/>
+          <w:bCs/>
+        </w:rPr>
+        <w:t xml:space="preserve">or</w:t>
+      </w:r>
+      <w:r>
+        <w:t xml:space="preserve"> </w:t>
+      </w:r>
+      <w:r>
+        <w:t xml:space="preserve">a hard pin</w:t>
+      </w:r>
+      <w:r>
+        <w:t xml:space="preserve"> </w:t>
+      </w:r>
+      <w:r>
+        <w:t xml:space="preserve">plus a written plan for that node’s failure — and either way it is a recorded decision rather than</w:t>
+      </w:r>
+      <w:r>
+        <w:t xml:space="preserve"> </w:t>
+      </w:r>
+      <w:r>
+        <w:t xml:space="preserve">whatever the scheduler chose.</w:t>
+      </w:r>
+      <w:r>
+        <w:t xml:space="preserve"> </w:t>
+      </w:r>
+      <w:r>
+        <w:rPr>
+          <w:i/>
+          <w:iCs/>
+        </w:rPr>
         <w:t xml:space="preserve">If you carry the habit:</w:t>
       </w:r>
       <w:r>
@@ -2540,6 +2643,257 @@
       </w:r>
       <w:r>
         <w:t xml:space="preserve">times.</w:t>
+      </w:r>
+    </w:p>
+    <w:bookmarkEnd w:id="16"/>
+    <w:bookmarkStart w:id="17" w:name="X7098464f0a3acaba0e6f51539618ec2dfb6e044"/>
+    <w:p>
+      <w:pPr>
+        <w:pStyle w:val="Heading3"/>
+      </w:pPr>
+      <w:r>
+        <w:t xml:space="preserve">Removing state on purpose is also harder than it looks</w:t>
+      </w:r>
+    </w:p>
+    <w:p>
+      <w:pPr>
+        <w:pStyle w:val="FirstParagraph"/>
+      </w:pPr>
+      <w:r>
+        <w:t xml:space="preserve">The inverse operation — deliberately wiping a volume for a clean experiment — bit us twice, and the</w:t>
+      </w:r>
+      <w:r>
+        <w:t xml:space="preserve"> </w:t>
+      </w:r>
+      <w:r>
+        <w:t xml:space="preserve">mechanics are worth exactly three sentences.</w:t>
+      </w:r>
+      <w:r>
+        <w:t xml:space="preserve"> </w:t>
+      </w:r>
+      <w:r>
+        <w:rPr>
+          <w:rStyle w:val="VerbatimChar"/>
+          <w:b/>
+          <w:bCs/>
+        </w:rPr>
+        <w:t xml:space="preserve">docker stack rm</w:t>
+      </w:r>
+      <w:r>
+        <w:rPr>
+          <w:b/>
+          <w:bCs/>
+        </w:rPr>
+        <w:t xml:space="preserve"> </w:t>
+      </w:r>
+      <w:r>
+        <w:rPr>
+          <w:b/>
+          <w:bCs/>
+        </w:rPr>
+        <w:t xml:space="preserve">returns before the container objects</w:t>
+      </w:r>
+      <w:r>
+        <w:rPr>
+          <w:b/>
+          <w:bCs/>
+        </w:rPr>
+        <w:t xml:space="preserve"> </w:t>
+      </w:r>
+      <w:r>
+        <w:rPr>
+          <w:b/>
+          <w:bCs/>
+        </w:rPr>
+        <w:t xml:space="preserve">are reaped</w:t>
+      </w:r>
+      <w:r>
+        <w:t xml:space="preserve">, so the volume stays</w:t>
+      </w:r>
+      <w:r>
+        <w:t xml:space="preserve"> </w:t>
+      </w:r>
+      <w:r>
+        <w:t xml:space="preserve">“in use”</w:t>
+      </w:r>
+      <w:r>
+        <w:t xml:space="preserve"> </w:t>
+      </w:r>
+      <w:r>
+        <w:t xml:space="preserve">for a window after the command succeeds — waiting for the</w:t>
+      </w:r>
+      <w:r>
+        <w:t xml:space="preserve"> </w:t>
+      </w:r>
+      <w:r>
+        <w:t xml:space="preserve">stack’s</w:t>
+      </w:r>
+      <w:r>
+        <w:t xml:space="preserve"> </w:t>
+      </w:r>
+      <w:r>
+        <w:rPr>
+          <w:i/>
+          <w:iCs/>
+        </w:rPr>
+        <w:t xml:space="preserve">network</w:t>
+      </w:r>
+      <w:r>
+        <w:t xml:space="preserve"> </w:t>
+      </w:r>
+      <w:r>
+        <w:t xml:space="preserve">to disappear is not sufficient, measured.</w:t>
+      </w:r>
+      <w:r>
+        <w:t xml:space="preserve"> </w:t>
+      </w:r>
+      <w:r>
+        <w:rPr>
+          <w:rStyle w:val="VerbatimChar"/>
+          <w:b/>
+          <w:bCs/>
+        </w:rPr>
+        <w:t xml:space="preserve">docker volume rm</w:t>
+      </w:r>
+      <w:r>
+        <w:rPr>
+          <w:b/>
+          <w:bCs/>
+        </w:rPr>
+        <w:t xml:space="preserve"> </w:t>
+      </w:r>
+      <w:r>
+        <w:rPr>
+          <w:b/>
+          <w:bCs/>
+        </w:rPr>
+        <w:t xml:space="preserve">is node-scoped like</w:t>
+      </w:r>
+      <w:r>
+        <w:rPr>
+          <w:b/>
+          <w:bCs/>
+        </w:rPr>
+        <w:t xml:space="preserve"> </w:t>
+      </w:r>
+      <w:r>
+        <w:rPr>
+          <w:b/>
+          <w:bCs/>
+        </w:rPr>
+        <w:t xml:space="preserve">everything else here</w:t>
+      </w:r>
+      <w:r>
+        <w:t xml:space="preserve">, so running it on the wrong node returns</w:t>
+      </w:r>
+      <w:r>
+        <w:t xml:space="preserve"> </w:t>
+      </w:r>
+      <w:r>
+        <w:rPr>
+          <w:rStyle w:val="VerbatimChar"/>
+        </w:rPr>
+        <w:t xml:space="preserve">no such volume</w:t>
+      </w:r>
+      <w:r>
+        <w:t xml:space="preserve"> </w:t>
+      </w:r>
+      <w:r>
+        <w:t xml:space="preserve">— which is</w:t>
+      </w:r>
+      <w:r>
+        <w:t xml:space="preserve"> </w:t>
+      </w:r>
+      <w:r>
+        <w:t xml:space="preserve">indistinguishable from success if stderr is suppressed, and that exact combination silently voided one</w:t>
+      </w:r>
+      <w:r>
+        <w:t xml:space="preserve"> </w:t>
+      </w:r>
+      <w:r>
+        <w:t xml:space="preserve">of our control experiments. The safe form: find the node with</w:t>
+      </w:r>
+      <w:r>
+        <w:t xml:space="preserve"> </w:t>
+      </w:r>
+      <w:r>
+        <w:rPr>
+          <w:rStyle w:val="VerbatimChar"/>
+        </w:rPr>
+        <w:t xml:space="preserve">docker service ps &lt;svc&gt; --format '{{.Node}}'</w:t>
+      </w:r>
+      <w:r>
+        <w:t xml:space="preserve"> </w:t>
+      </w:r>
+      <w:r>
+        <w:t xml:space="preserve">first, wait for</w:t>
+      </w:r>
+      <w:r>
+        <w:t xml:space="preserve"> </w:t>
+      </w:r>
+      <w:r>
+        <w:rPr>
+          <w:rStyle w:val="VerbatimChar"/>
+        </w:rPr>
+        <w:t xml:space="preserve">docker ps -a</w:t>
+      </w:r>
+      <w:r>
+        <w:t xml:space="preserve"> </w:t>
+      </w:r>
+      <w:r>
+        <w:t xml:space="preserve">to show the container really gone, run the</w:t>
+      </w:r>
+      <w:r>
+        <w:t xml:space="preserve"> </w:t>
+      </w:r>
+      <w:r>
+        <w:rPr>
+          <w:rStyle w:val="VerbatimChar"/>
+        </w:rPr>
+        <w:t xml:space="preserve">rm</w:t>
+      </w:r>
+      <w:r>
+        <w:t xml:space="preserve"> </w:t>
+      </w:r>
+      <w:r>
+        <w:t xml:space="preserve">with stderr</w:t>
+      </w:r>
+      <w:r>
+        <w:t xml:space="preserve"> </w:t>
+      </w:r>
+      <w:r>
+        <w:t xml:space="preserve">visible, and then</w:t>
+      </w:r>
+      <w:r>
+        <w:t xml:space="preserve"> </w:t>
+      </w:r>
+      <w:r>
+        <w:rPr>
+          <w:b/>
+          <w:bCs/>
+        </w:rPr>
+        <w:t xml:space="preserve">assert</w:t>
+      </w:r>
+      <w:r>
+        <w:t xml:space="preserve"> </w:t>
+      </w:r>
+      <w:r>
+        <w:t xml:space="preserve">the volume is absent (</w:t>
+      </w:r>
+      <w:r>
+        <w:rPr>
+          <w:rStyle w:val="VerbatimChar"/>
+        </w:rPr>
+        <w:t xml:space="preserve">docker volume ls -q | grep -qx &lt;vol&gt; &amp;&amp; abort</w:t>
+      </w:r>
+      <w:r>
+        <w:t xml:space="preserve">)</w:t>
+      </w:r>
+      <w:r>
+        <w:t xml:space="preserve"> </w:t>
+      </w:r>
+      <w:r>
+        <w:t xml:space="preserve">rather than trusting the removal.</w:t>
       </w:r>
     </w:p>
     <w:p>
@@ -2661,9 +3015,9 @@
         </w:pict>
       </w:r>
     </w:p>
-    <w:bookmarkEnd w:id="16"/>
     <w:bookmarkEnd w:id="17"/>
-    <w:bookmarkStart w:id="21" w:name="X112652e6770cccceab54052eaceb44fbd4a6931"/>
+    <w:bookmarkEnd w:id="18"/>
+    <w:bookmarkStart w:id="22" w:name="X112652e6770cccceab54052eaceb44fbd4a6931"/>
     <w:p>
       <w:pPr>
         <w:pStyle w:val="Heading2"/>
@@ -2809,6 +3163,268 @@
           <w:rStyle w:val="CharTok"/>
         </w:rPr>
         <w:t xml:space="preserve">true</w:t>
+      </w:r>
+    </w:p>
+    <w:p>
+      <w:pPr>
+        <w:pStyle w:val="BlockText"/>
+      </w:pPr>
+      <w:r>
+        <w:rPr>
+          <w:b/>
+          <w:bCs/>
+        </w:rPr>
+        <w:t xml:space="preserve">Lab vs PROD —</w:t>
+      </w:r>
+      <w:r>
+        <w:rPr>
+          <w:b/>
+          <w:bCs/>
+        </w:rPr>
+        <w:t xml:space="preserve"> </w:t>
+      </w:r>
+      <w:r>
+        <w:rPr>
+          <w:rStyle w:val="VerbatimChar"/>
+          <w:b/>
+          <w:bCs/>
+        </w:rPr>
+        <w:t xml:space="preserve">docker secret</w:t>
+      </w:r>
+      <w:r>
+        <w:rPr>
+          <w:b/>
+          <w:bCs/>
+        </w:rPr>
+        <w:t xml:space="preserve"> </w:t>
+      </w:r>
+      <w:r>
+        <w:rPr>
+          <w:b/>
+          <w:bCs/>
+        </w:rPr>
+        <w:t xml:space="preserve">as the only home a credential has.</w:t>
+      </w:r>
+      <w:r>
+        <w:t xml:space="preserve"> </w:t>
+      </w:r>
+      <w:r>
+        <w:rPr>
+          <w:i/>
+          <w:iCs/>
+        </w:rPr>
+        <w:t xml:space="preserve">In the lab:</w:t>
+      </w:r>
+      <w:r>
+        <w:t xml:space="preserve"> </w:t>
+      </w:r>
+      <w:r>
+        <w:t xml:space="preserve">the Postgres</w:t>
+      </w:r>
+      <w:r>
+        <w:t xml:space="preserve"> </w:t>
+      </w:r>
+      <w:r>
+        <w:t xml:space="preserve">password was created with</w:t>
+      </w:r>
+      <w:r>
+        <w:t xml:space="preserve"> </w:t>
+      </w:r>
+      <w:r>
+        <w:rPr>
+          <w:rStyle w:val="VerbatimChar"/>
+        </w:rPr>
+        <w:t xml:space="preserve">printf | docker secret create</w:t>
+      </w:r>
+      <w:r>
+        <w:t xml:space="preserve"> </w:t>
+      </w:r>
+      <w:r>
+        <w:t xml:space="preserve">and existed nowhere else — until a VM</w:t>
+      </w:r>
+      <w:r>
+        <w:t xml:space="preserve"> </w:t>
+      </w:r>
+      <w:r>
+        <w:t xml:space="preserve">snapshot rollback destroyed the Raft store that held it, and with it the only copy.</w:t>
+      </w:r>
+      <w:r>
+        <w:t xml:space="preserve"> </w:t>
+      </w:r>
+      <w:r>
+        <w:rPr>
+          <w:i/>
+          <w:iCs/>
+        </w:rPr>
+        <w:t xml:space="preserve">Why it’s</w:t>
+      </w:r>
+      <w:r>
+        <w:rPr>
+          <w:i/>
+          <w:iCs/>
+        </w:rPr>
+        <w:t xml:space="preserve"> </w:t>
+      </w:r>
+      <w:r>
+        <w:rPr>
+          <w:i/>
+          <w:iCs/>
+        </w:rPr>
+        <w:t xml:space="preserve">acceptable here:</w:t>
+      </w:r>
+      <w:r>
+        <w:t xml:space="preserve"> </w:t>
+      </w:r>
+      <w:r>
+        <w:t xml:space="preserve">the password guards regenerable demo data, and losing it cost an afternoon, not an</w:t>
+      </w:r>
+      <w:r>
+        <w:t xml:space="preserve"> </w:t>
+      </w:r>
+      <w:r>
+        <w:t xml:space="preserve">incident.</w:t>
+      </w:r>
+      <w:r>
+        <w:t xml:space="preserve"> </w:t>
+      </w:r>
+      <w:r>
+        <w:rPr>
+          <w:i/>
+          <w:iCs/>
+        </w:rPr>
+        <w:t xml:space="preserve">In production:</w:t>
+      </w:r>
+      <w:r>
+        <w:t xml:space="preserve"> </w:t>
+      </w:r>
+      <w:r>
+        <w:t xml:space="preserve">secrets originate in a real secrets manager (Vault, cloud KMS/SM) and are</w:t>
+      </w:r>
+      <w:r>
+        <w:t xml:space="preserve"> </w:t>
+      </w:r>
+      <w:r>
+        <w:rPr>
+          <w:i/>
+          <w:iCs/>
+        </w:rPr>
+        <w:t xml:space="preserve">delivered</w:t>
+      </w:r>
+      <w:r>
+        <w:t xml:space="preserve"> </w:t>
+      </w:r>
+      <w:r>
+        <w:t xml:space="preserve">through the orchestrator — the orchestrator’s store is a cache of record, never the</w:t>
+      </w:r>
+      <w:r>
+        <w:t xml:space="preserve"> </w:t>
+      </w:r>
+      <w:r>
+        <w:t xml:space="preserve">system of record (⚠️</w:t>
+      </w:r>
+      <w:r>
+        <w:t xml:space="preserve"> </w:t>
+      </w:r>
+      <w:r>
+        <w:rPr>
+          <w:i/>
+          <w:iCs/>
+        </w:rPr>
+        <w:t xml:space="preserve">unverified prescription — standard guidance; this lab runs no Vault</w:t>
+      </w:r>
+      <w:r>
+        <w:t xml:space="preserve">).</w:t>
+      </w:r>
+      <w:r>
+        <w:t xml:space="preserve"> </w:t>
+      </w:r>
+      <w:r>
+        <w:rPr>
+          <w:i/>
+          <w:iCs/>
+        </w:rPr>
+        <w:t xml:space="preserve">If you</w:t>
+      </w:r>
+      <w:r>
+        <w:rPr>
+          <w:i/>
+          <w:iCs/>
+        </w:rPr>
+        <w:t xml:space="preserve"> </w:t>
+      </w:r>
+      <w:r>
+        <w:rPr>
+          <w:i/>
+          <w:iCs/>
+        </w:rPr>
+        <w:t xml:space="preserve">carry the habit:</w:t>
+      </w:r>
+      <w:r>
+        <w:t xml:space="preserve"> </w:t>
+      </w:r>
+      <w:r>
+        <w:rPr>
+          <w:b/>
+          <w:bCs/>
+        </w:rPr>
+        <w:t xml:space="preserve">the API will not return a secret’s value even to an admin, so the day the Raft</w:t>
+      </w:r>
+      <w:r>
+        <w:rPr>
+          <w:b/>
+          <w:bCs/>
+        </w:rPr>
+        <w:t xml:space="preserve"> </w:t>
+      </w:r>
+      <w:r>
+        <w:rPr>
+          <w:b/>
+          <w:bCs/>
+        </w:rPr>
+        <w:t xml:space="preserve">store is lost or rolled back, the credential is not</w:t>
+      </w:r>
+      <w:r>
+        <w:rPr>
+          <w:b/>
+          <w:bCs/>
+        </w:rPr>
+        <w:t xml:space="preserve"> </w:t>
+      </w:r>
+      <w:r>
+        <w:rPr>
+          <w:b/>
+          <w:bCs/>
+        </w:rPr>
+        <w:t xml:space="preserve">“somewhere safe”</w:t>
+      </w:r>
+      <w:r>
+        <w:rPr>
+          <w:b/>
+          <w:bCs/>
+        </w:rPr>
+        <w:t xml:space="preserve"> </w:t>
+      </w:r>
+      <w:r>
+        <w:rPr>
+          <w:b/>
+          <w:bCs/>
+        </w:rPr>
+        <w:t xml:space="preserve">— it is gone</w:t>
+      </w:r>
+      <w:r>
+        <w:t xml:space="preserve">, and everything</w:t>
+      </w:r>
+      <w:r>
+        <w:t xml:space="preserve"> </w:t>
+      </w:r>
+      <w:r>
+        <w:t xml:space="preserve">that authenticates with it needs an emergency rotation at the worst possible time. We proved the loss</w:t>
+      </w:r>
+      <w:r>
+        <w:t xml:space="preserve"> </w:t>
+      </w:r>
+      <w:r>
+        <w:t xml:space="preserve">mechanism by accident on this very password.</w:t>
       </w:r>
     </w:p>
     <w:p>
@@ -3040,7 +3656,7 @@
         <w:t xml:space="preserve">postgres   FATAL:  password authentication failed for user "capricorn"</w:t>
       </w:r>
     </w:p>
-    <w:bookmarkStart w:id="18" w:name="why-the-server-kept-the-old-password"/>
+    <w:bookmarkStart w:id="19" w:name="why-the-server-kept-the-old-password"/>
     <w:p>
       <w:pPr>
         <w:pStyle w:val="Heading3"/>
@@ -3381,8 +3997,8 @@
         <w:t xml:space="preserve">what we just built.</w:t>
       </w:r>
     </w:p>
-    <w:bookmarkEnd w:id="18"/>
-    <w:bookmarkStart w:id="19" w:name="X8757c90275eba292ed46e04096bd06cf4e61fec"/>
+    <w:bookmarkEnd w:id="19"/>
+    <w:bookmarkStart w:id="20" w:name="X8757c90275eba292ed46e04096bd06cf4e61fec"/>
     <w:p>
       <w:pPr>
         <w:pStyle w:val="Heading3"/>
@@ -3412,13 +4028,13 @@
         <w:t xml:space="preserve"> </w:t>
       </w:r>
       <w:r>
-        <w:t xml:space="preserve">secret, and Chapter 5’s Drill B proves that guard</w:t>
-      </w:r>
-      <w:r>
-        <w:t xml:space="preserve"> </w:t>
-      </w:r>
-      <w:r>
-        <w:t xml:space="preserve">fires. This is the neighbouring failure and the guard is blind to it:</w:t>
+        <w:t xml:space="preserve">secret, and Drill B proved that guard fires —</w:t>
+      </w:r>
+      <w:r>
+        <w:t xml:space="preserve"> </w:t>
+      </w:r>
+      <w:r>
+        <w:t xml:space="preserve">the evidence is in Chapter 2 §2. This is the neighbouring failure and the guard is blind to it:</w:t>
       </w:r>
     </w:p>
     <w:tbl>
@@ -3887,8 +4503,8 @@
         <w:t xml:space="preserve">service spec actually references.</w:t>
       </w:r>
     </w:p>
-    <w:bookmarkEnd w:id="19"/>
-    <w:bookmarkStart w:id="20" w:name="X28a0b67c03c8c635a6bb24101e26a5911e1684e"/>
+    <w:bookmarkEnd w:id="20"/>
+    <w:bookmarkStart w:id="21" w:name="X28a0b67c03c8c635a6bb24101e26a5911e1684e"/>
     <w:p>
       <w:pPr>
         <w:pStyle w:val="Heading3"/>
@@ -4194,278 +4810,333 @@
         <w:pStyle w:val="FirstParagraph"/>
       </w:pPr>
       <w:r>
-        <w:t xml:space="preserve">Only the last line — the one covering connections from</w:t>
-      </w:r>
-      <w:r>
-        <w:t xml:space="preserve"> </w:t>
-      </w:r>
-      <w:r>
         <w:rPr>
           <w:i/>
           <w:iCs/>
         </w:rPr>
-        <w:t xml:space="preserve">other containers</w:t>
-      </w:r>
-      <w:r>
-        <w:t xml:space="preserve"> </w:t>
-      </w:r>
-      <w:r>
-        <w:t xml:space="preserve">— checks a password.</w:t>
-      </w:r>
-      <w:r>
-        <w:t xml:space="preserve"> </w:t>
-      </w:r>
-      <w:r>
-        <w:rPr>
-          <w:rStyle w:val="Key"/>
-          <w:b/>
-          <w:bCs/>
-        </w:rPr>
-        <w:t xml:space="preserve">Anyone</w:t>
-      </w:r>
-      <w:r>
-        <w:rPr>
-          <w:rStyle w:val="Key"/>
-          <w:b/>
-          <w:bCs/>
-        </w:rPr>
-        <w:t xml:space="preserve"> </w:t>
-      </w:r>
-      <w:r>
-        <w:rPr>
-          <w:rStyle w:val="Key"/>
-          <w:b/>
-          <w:bCs/>
-        </w:rPr>
-        <w:t xml:space="preserve">who can get a shell in that container is already inside the database as its owner.</w:t>
-      </w:r>
-      <w:r>
-        <w:t xml:space="preserve"> </w:t>
-      </w:r>
-      <w:r>
-        <w:t xml:space="preserve">On Swarm that means</w:t>
-      </w:r>
-      <w:r>
-        <w:t xml:space="preserve"> </w:t>
-      </w:r>
-      <w:r>
-        <w:rPr>
-          <w:b/>
-          <w:bCs/>
-        </w:rPr>
-        <w:t xml:space="preserve">anyone in the</w:t>
-      </w:r>
-      <w:r>
-        <w:rPr>
-          <w:b/>
-          <w:bCs/>
-        </w:rPr>
-        <w:t xml:space="preserve"> </w:t>
-      </w:r>
-      <w:r>
-        <w:rPr>
-          <w:rStyle w:val="VerbatimChar"/>
-          <w:b/>
-          <w:bCs/>
-        </w:rPr>
-        <w:t xml:space="preserve">docker</w:t>
-      </w:r>
-      <w:r>
-        <w:rPr>
-          <w:b/>
-          <w:bCs/>
-        </w:rPr>
-        <w:t xml:space="preserve"> </w:t>
-      </w:r>
-      <w:r>
-        <w:rPr>
-          <w:b/>
-          <w:bCs/>
-        </w:rPr>
-        <w:t xml:space="preserve">group on that node</w:t>
-      </w:r>
-      <w:r>
-        <w:t xml:space="preserve">, who can also read</w:t>
-      </w:r>
-      <w:r>
-        <w:t xml:space="preserve"> </w:t>
-      </w:r>
-      <w:r>
-        <w:rPr>
-          <w:rStyle w:val="VerbatimChar"/>
-        </w:rPr>
-        <w:t xml:space="preserve">/run/secrets/pg_password</w:t>
-      </w:r>
-      <w:r>
-        <w:t xml:space="preserve"> </w:t>
-      </w:r>
-      <w:r>
-        <w:t xml:space="preserve">directly with</w:t>
-      </w:r>
-      <w:r>
-        <w:t xml:space="preserve"> </w:t>
-      </w:r>
-      <w:r>
-        <w:rPr>
-          <w:rStyle w:val="VerbatimChar"/>
-        </w:rPr>
-        <w:t xml:space="preserve">docker exec</w:t>
-      </w:r>
-      <w:r>
-        <w:t xml:space="preserve">. Rotating the password changes neither of those facts.</w:t>
-      </w:r>
-    </w:p>
-    <w:p>
-      <w:pPr>
-        <w:pStyle w:val="BlockText"/>
-      </w:pPr>
-      <w:r>
-        <w:rPr>
-          <w:b/>
-          <w:bCs/>
-        </w:rPr>
-        <w:t xml:space="preserve">Lab vs PROD —</w:t>
-      </w:r>
-      <w:r>
-        <w:rPr>
-          <w:b/>
-          <w:bCs/>
-        </w:rPr>
-        <w:t xml:space="preserve"> </w:t>
-      </w:r>
-      <w:r>
-        <w:rPr>
-          <w:rStyle w:val="VerbatimChar"/>
-          <w:b/>
-          <w:bCs/>
-        </w:rPr>
-        <w:t xml:space="preserve">trust</w:t>
-      </w:r>
-      <w:r>
-        <w:rPr>
-          <w:b/>
-          <w:bCs/>
-        </w:rPr>
-        <w:t xml:space="preserve"> </w:t>
-      </w:r>
-      <w:r>
-        <w:rPr>
-          <w:b/>
-          <w:bCs/>
-        </w:rPr>
-        <w:t xml:space="preserve">on loopback, and</w:t>
-      </w:r>
-      <w:r>
-        <w:rPr>
-          <w:b/>
-          <w:bCs/>
-        </w:rPr>
-        <w:t xml:space="preserve"> </w:t>
-      </w:r>
-      <w:r>
-        <w:rPr>
-          <w:rStyle w:val="VerbatimChar"/>
-          <w:b/>
-          <w:bCs/>
-        </w:rPr>
-        <w:t xml:space="preserve">docker</w:t>
-      </w:r>
-      <w:r>
-        <w:rPr>
-          <w:b/>
-          <w:bCs/>
-        </w:rPr>
-        <w:t xml:space="preserve"> </w:t>
-      </w:r>
-      <w:r>
-        <w:rPr>
-          <w:b/>
-          <w:bCs/>
-        </w:rPr>
-        <w:t xml:space="preserve">group as a database credential.</w:t>
-      </w:r>
-      <w:r>
-        <w:t xml:space="preserve"> </w:t>
+        <w:t xml:space="preserve">(Abridged from the measured dump — the file also carries matching</w:t>
       </w:r>
       <w:r>
         <w:rPr>
           <w:i/>
           <w:iCs/>
         </w:rPr>
-        <w:t xml:space="preserve">In the lab:</w:t>
-      </w:r>
-      <w:r>
-        <w:t xml:space="preserve"> </w:t>
-      </w:r>
-      <w:r>
-        <w:t xml:space="preserve">the Postgres image’s default</w:t>
-      </w:r>
-      <w:r>
         <w:t xml:space="preserve"> </w:t>
       </w:r>
       <w:r>
         <w:rPr>
           <w:rStyle w:val="VerbatimChar"/>
-        </w:rPr>
-        <w:t xml:space="preserve">pg_hba.conf</w:t>
-      </w:r>
-      <w:r>
-        <w:t xml:space="preserve"> </w:t>
-      </w:r>
-      <w:r>
-        <w:t xml:space="preserve">trusts all loopback connections, and every lab operator is</w:t>
-      </w:r>
-      <w:r>
-        <w:t xml:space="preserve"> </w:t>
-      </w:r>
-      <w:r>
-        <w:t xml:space="preserve">in the</w:t>
-      </w:r>
-      <w:r>
-        <w:t xml:space="preserve"> </w:t>
-      </w:r>
-      <w:r>
-        <w:rPr>
-          <w:rStyle w:val="VerbatimChar"/>
-        </w:rPr>
-        <w:t xml:space="preserve">docker</w:t>
-      </w:r>
-      <w:r>
-        <w:t xml:space="preserve"> </w:t>
-      </w:r>
-      <w:r>
-        <w:t xml:space="preserve">group on all three nodes.</w:t>
-      </w:r>
-      <w:r>
-        <w:t xml:space="preserve"> </w:t>
-      </w:r>
-      <w:r>
-        <w:rPr>
           <w:i/>
           <w:iCs/>
         </w:rPr>
-        <w:t xml:space="preserve">Why it’s acceptable here:</w:t>
-      </w:r>
-      <w:r>
-        <w:t xml:space="preserve"> </w:t>
-      </w:r>
-      <w:r>
-        <w:t xml:space="preserve">an isolated home network, a</w:t>
-      </w:r>
-      <w:r>
-        <w:t xml:space="preserve"> </w:t>
-      </w:r>
-      <w:r>
-        <w:t xml:space="preserve">single operator, and lab-only data.</w:t>
-      </w:r>
-      <w:r>
-        <w:t xml:space="preserve"> </w:t>
+        <w:t xml:space="preserve">trust</w:t>
       </w:r>
       <w:r>
         <w:rPr>
           <w:i/>
           <w:iCs/>
         </w:rPr>
+        <w:t xml:space="preserve"> </w:t>
+      </w:r>
+      <w:r>
+        <w:rPr>
+          <w:i/>
+          <w:iCs/>
+        </w:rPr>
+        <w:t xml:space="preserve">lines for replication</w:t>
+      </w:r>
+      <w:r>
+        <w:rPr>
+          <w:i/>
+          <w:iCs/>
+        </w:rPr>
+        <w:t xml:space="preserve"> </w:t>
+      </w:r>
+      <w:r>
+        <w:rPr>
+          <w:i/>
+          <w:iCs/>
+        </w:rPr>
+        <w:t xml:space="preserve">connections, which change nothing about the point.)</w:t>
+      </w:r>
+    </w:p>
+    <w:p>
+      <w:pPr>
+        <w:pStyle w:val="BodyText"/>
+      </w:pPr>
+      <w:r>
+        <w:t xml:space="preserve">Only the last line — the one covering connections from</w:t>
+      </w:r>
+      <w:r>
+        <w:t xml:space="preserve"> </w:t>
+      </w:r>
+      <w:r>
+        <w:rPr>
+          <w:i/>
+          <w:iCs/>
+        </w:rPr>
+        <w:t xml:space="preserve">other containers</w:t>
+      </w:r>
+      <w:r>
+        <w:t xml:space="preserve"> </w:t>
+      </w:r>
+      <w:r>
+        <w:t xml:space="preserve">— checks a password.</w:t>
+      </w:r>
+      <w:r>
+        <w:t xml:space="preserve"> </w:t>
+      </w:r>
+      <w:r>
+        <w:rPr>
+          <w:rStyle w:val="Key"/>
+          <w:b/>
+          <w:bCs/>
+        </w:rPr>
+        <w:t xml:space="preserve">Anyone</w:t>
+      </w:r>
+      <w:r>
+        <w:rPr>
+          <w:rStyle w:val="Key"/>
+          <w:b/>
+          <w:bCs/>
+        </w:rPr>
+        <w:t xml:space="preserve"> </w:t>
+      </w:r>
+      <w:r>
+        <w:rPr>
+          <w:rStyle w:val="Key"/>
+          <w:b/>
+          <w:bCs/>
+        </w:rPr>
+        <w:t xml:space="preserve">who can get a shell in that container is already inside the database as its owner.</w:t>
+      </w:r>
+      <w:r>
+        <w:t xml:space="preserve"> </w:t>
+      </w:r>
+      <w:r>
+        <w:t xml:space="preserve">On Swarm that means</w:t>
+      </w:r>
+      <w:r>
+        <w:t xml:space="preserve"> </w:t>
+      </w:r>
+      <w:r>
+        <w:rPr>
+          <w:b/>
+          <w:bCs/>
+        </w:rPr>
+        <w:t xml:space="preserve">anyone in the</w:t>
+      </w:r>
+      <w:r>
+        <w:rPr>
+          <w:b/>
+          <w:bCs/>
+        </w:rPr>
+        <w:t xml:space="preserve"> </w:t>
+      </w:r>
+      <w:r>
+        <w:rPr>
+          <w:rStyle w:val="VerbatimChar"/>
+          <w:b/>
+          <w:bCs/>
+        </w:rPr>
+        <w:t xml:space="preserve">docker</w:t>
+      </w:r>
+      <w:r>
+        <w:rPr>
+          <w:b/>
+          <w:bCs/>
+        </w:rPr>
+        <w:t xml:space="preserve"> </w:t>
+      </w:r>
+      <w:r>
+        <w:rPr>
+          <w:b/>
+          <w:bCs/>
+        </w:rPr>
+        <w:t xml:space="preserve">group on that node</w:t>
+      </w:r>
+      <w:r>
+        <w:t xml:space="preserve">, who can also read</w:t>
+      </w:r>
+      <w:r>
+        <w:t xml:space="preserve"> </w:t>
+      </w:r>
+      <w:r>
+        <w:rPr>
+          <w:rStyle w:val="VerbatimChar"/>
+        </w:rPr>
+        <w:t xml:space="preserve">/run/secrets/pg_password</w:t>
+      </w:r>
+      <w:r>
+        <w:t xml:space="preserve"> </w:t>
+      </w:r>
+      <w:r>
+        <w:t xml:space="preserve">directly with</w:t>
+      </w:r>
+      <w:r>
+        <w:t xml:space="preserve"> </w:t>
+      </w:r>
+      <w:r>
+        <w:rPr>
+          <w:rStyle w:val="VerbatimChar"/>
+        </w:rPr>
+        <w:t xml:space="preserve">docker exec</w:t>
+      </w:r>
+      <w:r>
+        <w:t xml:space="preserve">. Rotating the password changes neither of those facts.</w:t>
+      </w:r>
+    </w:p>
+    <w:p>
+      <w:pPr>
+        <w:pStyle w:val="BlockText"/>
+      </w:pPr>
+      <w:r>
+        <w:rPr>
+          <w:b/>
+          <w:bCs/>
+        </w:rPr>
+        <w:t xml:space="preserve">Lab vs PROD —</w:t>
+      </w:r>
+      <w:r>
+        <w:rPr>
+          <w:b/>
+          <w:bCs/>
+        </w:rPr>
+        <w:t xml:space="preserve"> </w:t>
+      </w:r>
+      <w:r>
+        <w:rPr>
+          <w:rStyle w:val="VerbatimChar"/>
+          <w:b/>
+          <w:bCs/>
+        </w:rPr>
+        <w:t xml:space="preserve">trust</w:t>
+      </w:r>
+      <w:r>
+        <w:rPr>
+          <w:b/>
+          <w:bCs/>
+        </w:rPr>
+        <w:t xml:space="preserve"> </w:t>
+      </w:r>
+      <w:r>
+        <w:rPr>
+          <w:b/>
+          <w:bCs/>
+        </w:rPr>
+        <w:t xml:space="preserve">on loopback, and</w:t>
+      </w:r>
+      <w:r>
+        <w:rPr>
+          <w:b/>
+          <w:bCs/>
+        </w:rPr>
+        <w:t xml:space="preserve"> </w:t>
+      </w:r>
+      <w:r>
+        <w:rPr>
+          <w:rStyle w:val="VerbatimChar"/>
+          <w:b/>
+          <w:bCs/>
+        </w:rPr>
+        <w:t xml:space="preserve">docker</w:t>
+      </w:r>
+      <w:r>
+        <w:rPr>
+          <w:b/>
+          <w:bCs/>
+        </w:rPr>
+        <w:t xml:space="preserve"> </w:t>
+      </w:r>
+      <w:r>
+        <w:rPr>
+          <w:b/>
+          <w:bCs/>
+        </w:rPr>
+        <w:t xml:space="preserve">group as a database credential.</w:t>
+      </w:r>
+      <w:r>
+        <w:t xml:space="preserve"> </w:t>
+      </w:r>
+      <w:r>
+        <w:rPr>
+          <w:i/>
+          <w:iCs/>
+        </w:rPr>
+        <w:t xml:space="preserve">In the lab:</w:t>
+      </w:r>
+      <w:r>
+        <w:t xml:space="preserve"> </w:t>
+      </w:r>
+      <w:r>
+        <w:t xml:space="preserve">the Postgres image’s default</w:t>
+      </w:r>
+      <w:r>
+        <w:t xml:space="preserve"> </w:t>
+      </w:r>
+      <w:r>
+        <w:rPr>
+          <w:rStyle w:val="VerbatimChar"/>
+        </w:rPr>
+        <w:t xml:space="preserve">pg_hba.conf</w:t>
+      </w:r>
+      <w:r>
+        <w:t xml:space="preserve"> </w:t>
+      </w:r>
+      <w:r>
+        <w:t xml:space="preserve">trusts all loopback connections, and every lab operator is</w:t>
+      </w:r>
+      <w:r>
+        <w:t xml:space="preserve"> </w:t>
+      </w:r>
+      <w:r>
+        <w:t xml:space="preserve">in the</w:t>
+      </w:r>
+      <w:r>
+        <w:t xml:space="preserve"> </w:t>
+      </w:r>
+      <w:r>
+        <w:rPr>
+          <w:rStyle w:val="VerbatimChar"/>
+        </w:rPr>
+        <w:t xml:space="preserve">docker</w:t>
+      </w:r>
+      <w:r>
+        <w:t xml:space="preserve"> </w:t>
+      </w:r>
+      <w:r>
+        <w:t xml:space="preserve">group on all three nodes.</w:t>
+      </w:r>
+      <w:r>
+        <w:t xml:space="preserve"> </w:t>
+      </w:r>
+      <w:r>
+        <w:rPr>
+          <w:i/>
+          <w:iCs/>
+        </w:rPr>
+        <w:t xml:space="preserve">Why it’s acceptable here:</w:t>
+      </w:r>
+      <w:r>
+        <w:t xml:space="preserve"> </w:t>
+      </w:r>
+      <w:r>
+        <w:t xml:space="preserve">an isolated home network, a</w:t>
+      </w:r>
+      <w:r>
+        <w:t xml:space="preserve"> </w:t>
+      </w:r>
+      <w:r>
+        <w:t xml:space="preserve">single operator, and lab-only data.</w:t>
+      </w:r>
+      <w:r>
+        <w:t xml:space="preserve"> </w:t>
+      </w:r>
+      <w:r>
+        <w:rPr>
+          <w:i/>
+          <w:iCs/>
+        </w:rPr>
         <w:t xml:space="preserve">In production:</w:t>
       </w:r>
       <w:r>
@@ -4487,7 +5158,26 @@
         <w:t xml:space="preserve"> </w:t>
       </w:r>
       <w:r>
-        <w:t xml:space="preserve">loopback, and membership of the</w:t>
+        <w:t xml:space="preserve">loopback (⚠️</w:t>
+      </w:r>
+      <w:r>
+        <w:t xml:space="preserve"> </w:t>
+      </w:r>
+      <w:r>
+        <w:rPr>
+          <w:i/>
+          <w:iCs/>
+        </w:rPr>
+        <w:t xml:space="preserve">unverified prescription — we measured the default, not the hardened config</w:t>
+      </w:r>
+      <w:r>
+        <w:t xml:space="preserve">), and</w:t>
+      </w:r>
+      <w:r>
+        <w:t xml:space="preserve"> </w:t>
+      </w:r>
+      <w:r>
+        <w:t xml:space="preserve">membership of the</w:t>
       </w:r>
       <w:r>
         <w:t xml:space="preserve"> </w:t>
@@ -4518,13 +5208,7 @@
         <w:t xml:space="preserve"> </w:t>
       </w:r>
       <w:r>
-        <w:t xml:space="preserve">—</w:t>
-      </w:r>
-      <w:r>
-        <w:t xml:space="preserve"> </w:t>
-      </w:r>
-      <w:r>
-        <w:t xml:space="preserve">because it is.</w:t>
+        <w:t xml:space="preserve">— because it is.</w:t>
       </w:r>
       <w:r>
         <w:t xml:space="preserve"> </w:t>
@@ -4642,9 +5326,9 @@
         </w:pict>
       </w:r>
     </w:p>
-    <w:bookmarkEnd w:id="20"/>
     <w:bookmarkEnd w:id="21"/>
-    <w:bookmarkStart w:id="22" w:name="Xb25d00c3296294755016e0cd1329a82f9f99c19"/>
+    <w:bookmarkEnd w:id="22"/>
+    <w:bookmarkStart w:id="23" w:name="Xb25d00c3296294755016e0cd1329a82f9f99c19"/>
     <w:p>
       <w:pPr>
         <w:pStyle w:val="Heading2"/>
@@ -4760,13 +5444,80 @@
         <w:t xml:space="preserve"> </w:t>
       </w:r>
       <w:r>
-        <w:t xml:space="preserve">The mechanism is worth understanding in general</w:t>
-      </w:r>
-      <w:r>
-        <w:t xml:space="preserve"> </w:t>
-      </w:r>
-      <w:r>
-        <w:t xml:space="preserve">form because the shape recurs everywhere:</w:t>
+        <w:t xml:space="preserve">What we measured is narrower and more</w:t>
+      </w:r>
+      <w:r>
+        <w:t xml:space="preserve"> </w:t>
+      </w:r>
+      <w:r>
+        <w:t xml:space="preserve">instructive than</w:t>
+      </w:r>
+      <w:r>
+        <w:t xml:space="preserve"> </w:t>
+      </w:r>
+      <w:r>
+        <w:t xml:space="preserve">“everyone raced”</w:t>
+      </w:r>
+      <w:r>
+        <w:t xml:space="preserve">: the collision happened</w:t>
+      </w:r>
+      <w:r>
+        <w:t xml:space="preserve"> </w:t>
+      </w:r>
+      <w:r>
+        <w:rPr>
+          <w:b/>
+          <w:bCs/>
+        </w:rPr>
+        <w:t xml:space="preserve">among the four workers of the first task to</w:t>
+      </w:r>
+      <w:r>
+        <w:rPr>
+          <w:b/>
+          <w:bCs/>
+        </w:rPr>
+        <w:t xml:space="preserve"> </w:t>
+      </w:r>
+      <w:r>
+        <w:rPr>
+          <w:b/>
+          <w:bCs/>
+        </w:rPr>
+        <w:t xml:space="preserve">start</w:t>
+      </w:r>
+      <w:r>
+        <w:t xml:space="preserve"> </w:t>
+      </w:r>
+      <w:r>
+        <w:t xml:space="preserve">— three of its four lost — while the second task’s workers arrived late enough that the guard</w:t>
+      </w:r>
+      <w:r>
+        <w:t xml:space="preserve"> </w:t>
+      </w:r>
+      <w:r>
+        <w:t xml:space="preserve">saw data and they skipped cleanly. The task that</w:t>
+      </w:r>
+      <w:r>
+        <w:t xml:space="preserve"> </w:t>
+      </w:r>
+      <w:r>
+        <w:rPr>
+          <w:i/>
+          <w:iCs/>
+        </w:rPr>
+        <w:t xml:space="preserve">lost</w:t>
+      </w:r>
+      <w:r>
+        <w:t xml:space="preserve"> </w:t>
+      </w:r>
+      <w:r>
+        <w:t xml:space="preserve">zero workers did so by scheduling luck, not by</w:t>
+      </w:r>
+      <w:r>
+        <w:t xml:space="preserve"> </w:t>
+      </w:r>
+      <w:r>
+        <w:t xml:space="preserve">design. The mechanism generalises:</w:t>
       </w:r>
     </w:p>
     <w:p>
@@ -4778,7 +5529,7 @@
         </w:numPr>
       </w:pPr>
       <w:r>
-        <w:t xml:space="preserve">Each worker checks</w:t>
+        <w:t xml:space="preserve">Workers that start close together all check</w:t>
       </w:r>
       <w:r>
         <w:t xml:space="preserve"> </w:t>
@@ -4787,10 +5538,7 @@
         <w:t xml:space="preserve">“does data exist?”</w:t>
       </w:r>
       <w:r>
-        <w:t xml:space="preserve"> </w:t>
-      </w:r>
-      <w:r>
-        <w:t xml:space="preserve">— all eight see empty, all eight proceed.</w:t>
+        <w:t xml:space="preserve">, see empty, and proceed.</w:t>
       </w:r>
     </w:p>
     <w:p>
@@ -4843,13 +5591,13 @@
         <w:t xml:space="preserve">publishes an empty state</w:t>
       </w:r>
       <w:r>
-        <w:t xml:space="preserve">, so a worker that was about to be saved by the guard now</w:t>
-      </w:r>
-      <w:r>
-        <w:t xml:space="preserve"> </w:t>
-      </w:r>
-      <w:r>
-        <w:t xml:space="preserve">passes it too.</w:t>
+        <w:t xml:space="preserve">, so a worker that would otherwise have been saved by the</w:t>
+      </w:r>
+      <w:r>
+        <w:t xml:space="preserve"> </w:t>
+      </w:r>
+      <w:r>
+        <w:t xml:space="preserve">guard now passes it too — the window is held open, not merely left ajar.</w:t>
       </w:r>
     </w:p>
     <w:p>
@@ -4861,7 +5609,7 @@
         </w:numPr>
       </w:pPr>
       <w:r>
-        <w:t xml:space="preserve">Workers insert rows with explicit primary keys; the losers collide and fail.</w:t>
+        <w:t xml:space="preserve">The racing workers insert rows with explicit primary keys; the losers collide and fail.</w:t>
       </w:r>
     </w:p>
     <w:p>
@@ -4891,6 +5639,42 @@
     </w:p>
     <w:p>
       <w:pPr>
+        <w:pStyle w:val="Compact"/>
+        <w:numPr>
+          <w:ilvl w:val="0"/>
+          <w:numId w:val="1003"/>
+        </w:numPr>
+      </w:pPr>
+      <w:r>
+        <w:t xml:space="preserve">Workers that start late enough see the winner’s committed data and skip.</w:t>
+      </w:r>
+      <w:r>
+        <w:t xml:space="preserve"> </w:t>
+      </w:r>
+      <w:r>
+        <w:rPr>
+          <w:b/>
+          <w:bCs/>
+        </w:rPr>
+        <w:t xml:space="preserve">Whether a worker races or</w:t>
+      </w:r>
+      <w:r>
+        <w:rPr>
+          <w:b/>
+          <w:bCs/>
+        </w:rPr>
+        <w:t xml:space="preserve"> </w:t>
+      </w:r>
+      <w:r>
+        <w:rPr>
+          <w:b/>
+          <w:bCs/>
+        </w:rPr>
+        <w:t xml:space="preserve">skips is decided by arrival time, which nothing controls.</w:t>
+      </w:r>
+    </w:p>
+    <w:p>
+      <w:pPr>
         <w:pStyle w:val="FirstParagraph"/>
       </w:pPr>
       <w:r>
@@ -5233,8 +6017,8 @@
         </w:pict>
       </w:r>
     </w:p>
-    <w:bookmarkEnd w:id="22"/>
-    <w:bookmarkStart w:id="24" w:name="commands-to-know-by-heart"/>
+    <w:bookmarkEnd w:id="23"/>
+    <w:bookmarkStart w:id="25" w:name="commands-to-know-by-heart"/>
     <w:p>
       <w:pPr>
         <w:pStyle w:val="Heading2"/>
@@ -5792,7 +6576,7 @@
       <w:r>
         <w:t xml:space="preserve"> </w:t>
       </w:r>
-      <w:hyperlink r:id="rId23">
+      <w:hyperlink r:id="rId24">
         <w:r>
           <w:rPr>
             <w:rStyle w:val="VerbatimChar"/>
@@ -5811,8 +6595,8 @@
         </w:pict>
       </w:r>
     </w:p>
-    <w:bookmarkEnd w:id="24"/>
-    <w:bookmarkStart w:id="25" w:name="glossary"/>
+    <w:bookmarkEnd w:id="25"/>
+    <w:bookmarkStart w:id="26" w:name="glossary"/>
     <w:p>
       <w:pPr>
         <w:pStyle w:val="Heading2"/>
@@ -6174,8 +6958,8 @@
         </w:pict>
       </w:r>
     </w:p>
-    <w:bookmarkEnd w:id="25"/>
-    <w:bookmarkStart w:id="26" w:name="check-yourself"/>
+    <w:bookmarkEnd w:id="26"/>
+    <w:bookmarkStart w:id="27" w:name="check-yourself"/>
     <w:p>
       <w:pPr>
         <w:pStyle w:val="Heading2"/>
@@ -6409,11 +7193,11 @@
         </w:numPr>
       </w:pPr>
       <w:r>
-        <w:t xml:space="preserve">Which of this chapter’s four failures would a valid, tested backup have prevented? (§1, §2, §3)</w:t>
-      </w:r>
-    </w:p>
-    <w:bookmarkEnd w:id="26"/>
+        <w:t xml:space="preserve">Which of this chapter’s failure modes would a valid, tested backup have prevented? (§1, §2, §3)</w:t>
+      </w:r>
+    </w:p>
     <w:bookmarkEnd w:id="27"/>
+    <w:bookmarkEnd w:id="28"/>
     <w:sectPr>
       <w:footerReference r:id="rIdEduFooter" w:type="default"/>
       <w:pgSz w:h="15840" w:w="12240"/>

--- a/education/docker-swarm/docx/chapter04_state.docx
+++ b/education/docker-swarm/docx/chapter04_state.docx
@@ -145,19 +145,35 @@
         <w:t xml:space="preserve"> </w:t>
       </w:r>
       <w:r>
-        <w:t xml:space="preserve">well. It does not move</w:t>
-      </w:r>
-      <w:r>
-        <w:t xml:space="preserve"> </w:t>
-      </w:r>
-      <w:r>
-        <w:rPr>
+        <w:t xml:space="preserve">well.</w:t>
+      </w:r>
+      <w:r>
+        <w:t xml:space="preserve"> </w:t>
+      </w:r>
+      <w:r>
+        <w:rPr>
+          <w:rStyle w:val="Key"/>
+        </w:rPr>
+        <w:t xml:space="preserve">It does not move</w:t>
+      </w:r>
+      <w:r>
+        <w:rPr>
+          <w:rStyle w:val="Key"/>
+        </w:rPr>
+        <w:t xml:space="preserve"> </w:t>
+      </w:r>
+      <w:r>
+        <w:rPr>
+          <w:rStyle w:val="Key"/>
           <w:b/>
           <w:bCs/>
         </w:rPr>
         <w:t xml:space="preserve">state</w:t>
       </w:r>
       <w:r>
+        <w:rPr>
+          <w:rStyle w:val="Key"/>
+        </w:rPr>
         <w:t xml:space="preserve">, and it will not tell you when it has</w:t>
       </w:r>
       <w:r>
@@ -204,19 +220,29 @@
         </w:numPr>
       </w:pPr>
       <w:r>
+        <w:rPr>
+          <w:rStyle w:val="Key"/>
+        </w:rPr>
         <w:t xml:space="preserve">how state becomes</w:t>
       </w:r>
       <w:r>
-        <w:t xml:space="preserve"> </w:t>
-      </w:r>
-      <w:r>
-        <w:rPr>
+        <w:rPr>
+          <w:rStyle w:val="Key"/>
+        </w:rPr>
+        <w:t xml:space="preserve"> </w:t>
+      </w:r>
+      <w:r>
+        <w:rPr>
+          <w:rStyle w:val="Key"/>
           <w:b/>
           <w:bCs/>
         </w:rPr>
         <w:t xml:space="preserve">stranded rather than lost</w:t>
       </w:r>
       <w:r>
+        <w:rPr>
+          <w:rStyle w:val="Key"/>
+        </w:rPr>
         <w:t xml:space="preserve">, and why that is the harder incident</w:t>
       </w:r>
     </w:p>
@@ -229,29 +255,46 @@
         </w:numPr>
       </w:pPr>
       <w:r>
+        <w:rPr>
+          <w:rStyle w:val="Key"/>
+        </w:rPr>
         <w:t xml:space="preserve">why the moment your data was</w:t>
       </w:r>
       <w:r>
-        <w:t xml:space="preserve"> </w:t>
-      </w:r>
-      <w:r>
-        <w:rPr>
+        <w:rPr>
+          <w:rStyle w:val="Key"/>
+        </w:rPr>
+        <w:t xml:space="preserve"> </w:t>
+      </w:r>
+      <w:r>
+        <w:rPr>
+          <w:rStyle w:val="Key"/>
           <w:i/>
           <w:iCs/>
         </w:rPr>
         <w:t xml:space="preserve">most durable</w:t>
       </w:r>
       <w:r>
-        <w:t xml:space="preserve"> </w:t>
-      </w:r>
-      <w:r>
+        <w:rPr>
+          <w:rStyle w:val="Key"/>
+        </w:rPr>
+        <w:t xml:space="preserve"> </w:t>
+      </w:r>
+      <w:r>
+        <w:rPr>
+          <w:rStyle w:val="Key"/>
+        </w:rPr>
         <w:t xml:space="preserve">can be the moment it became</w:t>
       </w:r>
       <w:r>
-        <w:t xml:space="preserve"> </w:t>
-      </w:r>
-      <w:r>
-        <w:rPr>
+        <w:rPr>
+          <w:rStyle w:val="Key"/>
+        </w:rPr>
+        <w:t xml:space="preserve"> </w:t>
+      </w:r>
+      <w:r>
+        <w:rPr>
+          <w:rStyle w:val="Key"/>
           <w:i/>
           <w:iCs/>
         </w:rPr>
@@ -267,29 +310,46 @@
         </w:numPr>
       </w:pPr>
       <w:r>
+        <w:rPr>
+          <w:rStyle w:val="Key"/>
+        </w:rPr>
         <w:t xml:space="preserve">why rotating a secret rotates the</w:t>
       </w:r>
       <w:r>
-        <w:t xml:space="preserve"> </w:t>
-      </w:r>
-      <w:r>
-        <w:rPr>
+        <w:rPr>
+          <w:rStyle w:val="Key"/>
+        </w:rPr>
+        <w:t xml:space="preserve"> </w:t>
+      </w:r>
+      <w:r>
+        <w:rPr>
+          <w:rStyle w:val="Key"/>
           <w:b/>
           <w:bCs/>
         </w:rPr>
         <w:t xml:space="preserve">client</w:t>
       </w:r>
       <w:r>
-        <w:t xml:space="preserve"> </w:t>
-      </w:r>
-      <w:r>
+        <w:rPr>
+          <w:rStyle w:val="Key"/>
+        </w:rPr>
+        <w:t xml:space="preserve"> </w:t>
+      </w:r>
+      <w:r>
+        <w:rPr>
+          <w:rStyle w:val="Key"/>
+        </w:rPr>
         <w:t xml:space="preserve">and never the</w:t>
       </w:r>
       <w:r>
-        <w:t xml:space="preserve"> </w:t>
-      </w:r>
-      <w:r>
-        <w:rPr>
+        <w:rPr>
+          <w:rStyle w:val="Key"/>
+        </w:rPr>
+        <w:t xml:space="preserve"> </w:t>
+      </w:r>
+      <w:r>
+        <w:rPr>
+          <w:rStyle w:val="Key"/>
           <w:b/>
           <w:bCs/>
         </w:rPr>
@@ -397,7 +457,13 @@
         <w:t xml:space="preserve"> </w:t>
       </w:r>
       <w:r>
-        <w:t xml:space="preserve">is a signal that stayed green while something important was wrong.</w:t>
+        <w:rPr>
+          <w:rStyle w:val="Key"/>
+        </w:rPr>
+        <w:t xml:space="preserve">is a signal that stayed green while something important was wrong</w:t>
+      </w:r>
+      <w:r>
+        <w:t xml:space="preserve">.</w:t>
       </w:r>
     </w:p>
     <w:p>
@@ -647,7 +713,13 @@
         <w:t xml:space="preserve"> </w:t>
       </w:r>
       <w:r>
-        <w:t xml:space="preserve">scheduler does on its own when a node drains, reboots, or runs out of memory:</w:t>
+        <w:rPr>
+          <w:rStyle w:val="Key"/>
+        </w:rPr>
+        <w:t xml:space="preserve">scheduler does on its own when a node drains, reboots, or runs out of memory</w:t>
+      </w:r>
+      <w:r>
+        <w:t xml:space="preserve">:</w:t>
       </w:r>
     </w:p>
     <w:p>
@@ -1144,9 +1216,15 @@
         <w:pStyle w:val="FirstParagraph"/>
       </w:pPr>
       <w:r>
+        <w:rPr>
+          <w:rStyle w:val="Key"/>
+        </w:rPr>
         <w:t xml:space="preserve">There is no cluster-wide volume registry behind a</w:t>
       </w:r>
       <w:r>
+        <w:rPr>
+          <w:rStyle w:val="Key"/>
+        </w:rPr>
         <w:t xml:space="preserve"> </w:t>
       </w:r>
       <w:r>
@@ -1156,7 +1234,13 @@
         <w:t xml:space="preserve">local</w:t>
       </w:r>
       <w:r>
-        <w:t xml:space="preserve">-driver volume.</w:t>
+        <w:rPr>
+          <w:rStyle w:val="Key"/>
+        </w:rPr>
+        <w:t xml:space="preserve">-driver volume</w:t>
+      </w:r>
+      <w:r>
+        <w:t xml:space="preserve">.</w:t>
       </w:r>
       <w:r>
         <w:t xml:space="preserve"> </w:t>
@@ -1184,7 +1268,19 @@
         <w:t xml:space="preserve">name</w:t>
       </w:r>
       <w:r>
-        <w:t xml:space="preserve">, resolved independently by the Docker daemon on whichever node the task lands on, and if that</w:t>
+        <w:t xml:space="preserve">,</w:t>
+      </w:r>
+      <w:r>
+        <w:t xml:space="preserve"> </w:t>
+      </w:r>
+      <w:r>
+        <w:rPr>
+          <w:rStyle w:val="Key"/>
+        </w:rPr>
+        <w:t xml:space="preserve">resolved independently by the Docker daemon on whichever node the task lands on</w:t>
+      </w:r>
+      <w:r>
+        <w:t xml:space="preserve">, and if that</w:t>
       </w:r>
       <w:r>
         <w:t xml:space="preserve"> </w:t>
@@ -1290,23 +1386,39 @@
         <w:t xml:space="preserve"> </w:t>
       </w:r>
       <w:r>
+        <w:rPr>
+          <w:rStyle w:val="Key"/>
+        </w:rPr>
         <w:t xml:space="preserve">volume follows the service, because every</w:t>
       </w:r>
       <w:r>
-        <w:t xml:space="preserve"> </w:t>
-      </w:r>
-      <w:r>
-        <w:rPr>
+        <w:rPr>
+          <w:rStyle w:val="Key"/>
+        </w:rPr>
+        <w:t xml:space="preserve"> </w:t>
+      </w:r>
+      <w:r>
+        <w:rPr>
+          <w:rStyle w:val="Key"/>
           <w:i/>
           <w:iCs/>
         </w:rPr>
         <w:t xml:space="preserve">other</w:t>
       </w:r>
       <w:r>
-        <w:t xml:space="preserve"> </w:t>
-      </w:r>
-      <w:r>
-        <w:t xml:space="preserve">noun does.</w:t>
+        <w:rPr>
+          <w:rStyle w:val="Key"/>
+        </w:rPr>
+        <w:t xml:space="preserve"> </w:t>
+      </w:r>
+      <w:r>
+        <w:rPr>
+          <w:rStyle w:val="Key"/>
+        </w:rPr>
+        <w:t xml:space="preserve">noun does</w:t>
+      </w:r>
+      <w:r>
+        <w:t xml:space="preserve">.</w:t>
       </w:r>
     </w:p>
     <w:bookmarkEnd w:id="13"/>
@@ -1430,6 +1542,7 @@
       </w:r>
       <w:r>
         <w:rPr>
+          <w:rStyle w:val="Key"/>
           <w:b/>
           <w:bCs/>
         </w:rPr>
@@ -1534,7 +1647,19 @@
         <w:t xml:space="preserve"> </w:t>
       </w:r>
       <w:r>
-        <w:t xml:space="preserve">valid. The bytes were perfect, fsynced, and addressed to a machine nobody was querying.</w:t>
+        <w:t xml:space="preserve">valid.</w:t>
+      </w:r>
+      <w:r>
+        <w:t xml:space="preserve"> </w:t>
+      </w:r>
+      <w:r>
+        <w:rPr>
+          <w:rStyle w:val="Key"/>
+        </w:rPr>
+        <w:t xml:space="preserve">The bytes were perfect, fsynced, and addressed to a machine nobody was querying</w:t>
+      </w:r>
+      <w:r>
+        <w:t xml:space="preserve">.</w:t>
       </w:r>
     </w:p>
     <w:p>
@@ -1559,7 +1684,16 @@
         <w:t xml:space="preserve"> </w:t>
       </w:r>
       <w:r>
-        <w:t xml:space="preserve">the good one: you check the application, see an empty dataset, and start looking for what deleted your</w:t>
+        <w:t xml:space="preserve">the good one:</w:t>
+      </w:r>
+      <w:r>
+        <w:t xml:space="preserve"> </w:t>
+      </w:r>
+      <w:r>
+        <w:rPr>
+          <w:rStyle w:val="Key"/>
+        </w:rPr>
+        <w:t xml:space="preserve">you check the application, see an empty dataset, and start looking for what deleted your</w:t>
       </w:r>
       <w:r>
         <w:t xml:space="preserve"> </w:t>
@@ -1621,10 +1755,18 @@
       </w:r>
       <w:r>
         <w:rPr>
-          <w:b/>
-          <w:bCs/>
-        </w:rPr>
-        <w:t xml:space="preserve">I talking to, and which node was I talking to yesterday”</w:t>
+          <w:rStyle w:val="Key"/>
+          <w:b/>
+          <w:bCs/>
+        </w:rPr>
+        <w:t xml:space="preserve">I talking to, and which node was I talking to yesterday</w:t>
+      </w:r>
+      <w:r>
+        <w:rPr>
+          <w:b/>
+          <w:bCs/>
+        </w:rPr>
+        <w:t xml:space="preserve">”</w:t>
       </w:r>
       <w:r>
         <w:rPr>
@@ -2015,35 +2157,67 @@
         <w:t xml:space="preserve"> </w:t>
       </w:r>
       <w:r>
+        <w:rPr>
+          <w:rStyle w:val="Key"/>
+        </w:rPr>
         <w:t xml:space="preserve">A pinned database is</w:t>
       </w:r>
       <w:r>
-        <w:t xml:space="preserve"> </w:t>
-      </w:r>
-      <w:r>
-        <w:rPr>
+        <w:rPr>
+          <w:rStyle w:val="Key"/>
+        </w:rPr>
+        <w:t xml:space="preserve"> </w:t>
+      </w:r>
+      <w:r>
+        <w:rPr>
+          <w:rStyle w:val="Key"/>
           <w:b/>
           <w:bCs/>
         </w:rPr>
         <w:t xml:space="preserve">less</w:t>
       </w:r>
       <w:r>
-        <w:t xml:space="preserve"> </w:t>
-      </w:r>
-      <w:r>
-        <w:t xml:space="preserve">available than an unpinned one — if that node is gone, the</w:t>
-      </w:r>
-      <w:r>
-        <w:t xml:space="preserve"> </w:t>
-      </w:r>
-      <w:r>
-        <w:t xml:space="preserve">service is down, full stop. What you buy is that it can never come up</w:t>
-      </w:r>
-      <w:r>
-        <w:t xml:space="preserve"> </w:t>
-      </w:r>
-      <w:r>
-        <w:rPr>
+        <w:rPr>
+          <w:rStyle w:val="Key"/>
+        </w:rPr>
+        <w:t xml:space="preserve"> </w:t>
+      </w:r>
+      <w:r>
+        <w:rPr>
+          <w:rStyle w:val="Key"/>
+        </w:rPr>
+        <w:t xml:space="preserve">available than an unpinned one</w:t>
+      </w:r>
+      <w:r>
+        <w:t xml:space="preserve"> </w:t>
+      </w:r>
+      <w:r>
+        <w:t xml:space="preserve">— if that node is gone, the</w:t>
+      </w:r>
+      <w:r>
+        <w:t xml:space="preserve"> </w:t>
+      </w:r>
+      <w:r>
+        <w:t xml:space="preserve">service is down, full stop.</w:t>
+      </w:r>
+      <w:r>
+        <w:t xml:space="preserve"> </w:t>
+      </w:r>
+      <w:r>
+        <w:rPr>
+          <w:rStyle w:val="Key"/>
+        </w:rPr>
+        <w:t xml:space="preserve">What you buy is that it can never come up</w:t>
+      </w:r>
+      <w:r>
+        <w:rPr>
+          <w:rStyle w:val="Key"/>
+        </w:rPr>
+        <w:t xml:space="preserve"> </w:t>
+      </w:r>
+      <w:r>
+        <w:rPr>
+          <w:rStyle w:val="Key"/>
           <w:b/>
           <w:bCs/>
         </w:rPr>
@@ -2232,10 +2406,18 @@
       </w:r>
       <w:r>
         <w:rPr>
-          <w:b/>
-          <w:bCs/>
-        </w:rPr>
-        <w:t xml:space="preserve">system-of-record database is not a container at all.</w:t>
+          <w:rStyle w:val="Key"/>
+          <w:b/>
+          <w:bCs/>
+        </w:rPr>
+        <w:t xml:space="preserve">system-of-record database is not a container at all</w:t>
+      </w:r>
+      <w:r>
+        <w:rPr>
+          <w:b/>
+          <w:bCs/>
+        </w:rPr>
+        <w:t xml:space="preserve">.</w:t>
       </w:r>
       <w:r>
         <w:t xml:space="preserve"> </w:t>
@@ -2269,12 +2451,21 @@
         <w:t xml:space="preserve"> </w:t>
       </w:r>
       <w:r>
+        <w:rPr>
+          <w:rStyle w:val="Key"/>
+        </w:rPr>
         <w:t xml:space="preserve">now a scheduling decision made by software whose contract ends at</w:t>
       </w:r>
       <w:r>
-        <w:t xml:space="preserve"> </w:t>
-      </w:r>
-      <w:r>
+        <w:rPr>
+          <w:rStyle w:val="Key"/>
+        </w:rPr>
+        <w:t xml:space="preserve"> </w:t>
+      </w:r>
+      <w:r>
+        <w:rPr>
+          <w:rStyle w:val="Key"/>
+        </w:rPr>
         <w:t xml:space="preserve">“a process is running”</w:t>
       </w:r>
       <w:r>
@@ -2311,6 +2502,7 @@
       </w:r>
       <w:r>
         <w:rPr>
+          <w:rStyle w:val="Key"/>
           <w:b/>
           <w:bCs/>
         </w:rPr>
@@ -2318,13 +2510,15 @@
       </w:r>
       <w:r>
         <w:rPr>
-          <w:b/>
-          <w:bCs/>
-        </w:rPr>
-        <w:t xml:space="preserve"> </w:t>
-      </w:r>
-      <w:r>
-        <w:rPr>
+          <w:rStyle w:val="Key"/>
+          <w:b/>
+          <w:bCs/>
+        </w:rPr>
+        <w:t xml:space="preserve"> </w:t>
+      </w:r>
+      <w:r>
+        <w:rPr>
+          <w:rStyle w:val="Key"/>
           <w:b/>
           <w:bCs/>
           <w:i/>
@@ -2334,17 +2528,26 @@
       </w:r>
       <w:r>
         <w:rPr>
-          <w:b/>
-          <w:bCs/>
-        </w:rPr>
-        <w:t xml:space="preserve"> </w:t>
-      </w:r>
-      <w:r>
-        <w:rPr>
-          <w:b/>
-          <w:bCs/>
-        </w:rPr>
-        <w:t xml:space="preserve">you have redundancy.</w:t>
+          <w:rStyle w:val="Key"/>
+          <w:b/>
+          <w:bCs/>
+        </w:rPr>
+        <w:t xml:space="preserve"> </w:t>
+      </w:r>
+      <w:r>
+        <w:rPr>
+          <w:rStyle w:val="Key"/>
+          <w:b/>
+          <w:bCs/>
+        </w:rPr>
+        <w:t xml:space="preserve">you have redundancy</w:t>
+      </w:r>
+      <w:r>
+        <w:rPr>
+          <w:b/>
+          <w:bCs/>
+        </w:rPr>
+        <w:t xml:space="preserve">.</w:t>
       </w:r>
       <w:r>
         <w:t xml:space="preserve"> </w:t>
@@ -2402,7 +2605,29 @@
           <w:b/>
           <w:bCs/>
         </w:rPr>
-        <w:t xml:space="preserve">tells you the truth immediately; an unpinned one comes up empty and reports success.</w:t>
+        <w:t xml:space="preserve">tells you the truth immediately;</w:t>
+      </w:r>
+      <w:r>
+        <w:rPr>
+          <w:b/>
+          <w:bCs/>
+        </w:rPr>
+        <w:t xml:space="preserve"> </w:t>
+      </w:r>
+      <w:r>
+        <w:rPr>
+          <w:rStyle w:val="Key"/>
+          <w:b/>
+          <w:bCs/>
+        </w:rPr>
+        <w:t xml:space="preserve">an unpinned one comes up empty and reports success</w:t>
+      </w:r>
+      <w:r>
+        <w:rPr>
+          <w:b/>
+          <w:bCs/>
+        </w:rPr>
+        <w:t xml:space="preserve">.</w:t>
       </w:r>
     </w:p>
     <w:p>
@@ -2587,10 +2812,18 @@
       </w:r>
       <w:r>
         <w:rPr>
-          <w:b/>
-          <w:bCs/>
-        </w:rPr>
-        <w:t xml:space="preserve">healthy-but-stranded volume is how a recoverable incident becomes an unrecoverable one.</w:t>
+          <w:rStyle w:val="Key"/>
+          <w:b/>
+          <w:bCs/>
+        </w:rPr>
+        <w:t xml:space="preserve">healthy-but-stranded volume is how a recoverable incident becomes an unrecoverable one</w:t>
+      </w:r>
+      <w:r>
+        <w:rPr>
+          <w:b/>
+          <w:bCs/>
+        </w:rPr>
+        <w:t xml:space="preserve">.</w:t>
       </w:r>
     </w:p>
     <w:bookmarkEnd w:id="15"/>
@@ -2708,19 +2941,46 @@
         <w:t xml:space="preserve">are reaped</w:t>
       </w:r>
       <w:r>
-        <w:t xml:space="preserve">, so the volume stays</w:t>
-      </w:r>
-      <w:r>
-        <w:t xml:space="preserve"> </w:t>
-      </w:r>
-      <w:r>
+        <w:t xml:space="preserve">,</w:t>
+      </w:r>
+      <w:r>
+        <w:t xml:space="preserve"> </w:t>
+      </w:r>
+      <w:r>
+        <w:rPr>
+          <w:rStyle w:val="Key"/>
+        </w:rPr>
+        <w:t xml:space="preserve">so the volume stays</w:t>
+      </w:r>
+      <w:r>
+        <w:rPr>
+          <w:rStyle w:val="Key"/>
+        </w:rPr>
+        <w:t xml:space="preserve"> </w:t>
+      </w:r>
+      <w:r>
+        <w:rPr>
+          <w:rStyle w:val="Key"/>
+        </w:rPr>
         <w:t xml:space="preserve">“in use”</w:t>
       </w:r>
       <w:r>
-        <w:t xml:space="preserve"> </w:t>
-      </w:r>
-      <w:r>
-        <w:t xml:space="preserve">for a window after the command succeeds — waiting for the</w:t>
+        <w:rPr>
+          <w:rStyle w:val="Key"/>
+        </w:rPr>
+        <w:t xml:space="preserve"> </w:t>
+      </w:r>
+      <w:r>
+        <w:rPr>
+          <w:rStyle w:val="Key"/>
+        </w:rPr>
+        <w:t xml:space="preserve">for a window after the command succeeds</w:t>
+      </w:r>
+      <w:r>
+        <w:t xml:space="preserve"> </w:t>
+      </w:r>
+      <w:r>
+        <w:t xml:space="preserve">— waiting for the</w:t>
       </w:r>
       <w:r>
         <w:t xml:space="preserve"> </w:t>
@@ -2930,6 +3190,7 @@
       </w:r>
       <w:r>
         <w:rPr>
+          <w:rStyle w:val="Key"/>
           <w:b/>
           <w:bCs/>
         </w:rPr>
@@ -3002,10 +3263,18 @@
       </w:r>
       <w:r>
         <w:rPr>
-          <w:b/>
-          <w:bCs/>
-        </w:rPr>
-        <w:t xml:space="preserve">of correctness, it is the absence of instrumentation.</w:t>
+          <w:rStyle w:val="Key"/>
+          <w:b/>
+          <w:bCs/>
+        </w:rPr>
+        <w:t xml:space="preserve">of correctness, it is the absence of instrumentation</w:t>
+      </w:r>
+      <w:r>
+        <w:rPr>
+          <w:b/>
+          <w:bCs/>
+        </w:rPr>
+        <w:t xml:space="preserve">.</w:t>
       </w:r>
     </w:p>
     <w:p>
@@ -3031,9 +3300,15 @@
         <w:pStyle w:val="FirstParagraph"/>
       </w:pPr>
       <w:r>
+        <w:rPr>
+          <w:rStyle w:val="Key"/>
+        </w:rPr>
         <w:t xml:space="preserve">Swarm secrets are immutable by design: you cannot edit</w:t>
       </w:r>
       <w:r>
+        <w:rPr>
+          <w:rStyle w:val="Key"/>
+        </w:rPr>
         <w:t xml:space="preserve"> </w:t>
       </w:r>
       <w:r>
@@ -3043,10 +3318,19 @@
         <w:t xml:space="preserve">pg_password</w:t>
       </w:r>
       <w:r>
-        <w:t xml:space="preserve"> </w:t>
-      </w:r>
-      <w:r>
-        <w:t xml:space="preserve">in place. A real rotation</w:t>
+        <w:rPr>
+          <w:rStyle w:val="Key"/>
+        </w:rPr>
+        <w:t xml:space="preserve"> </w:t>
+      </w:r>
+      <w:r>
+        <w:rPr>
+          <w:rStyle w:val="Key"/>
+        </w:rPr>
+        <w:t xml:space="preserve">in place</w:t>
+      </w:r>
+      <w:r>
+        <w:t xml:space="preserve">. A real rotation</w:t>
       </w:r>
       <w:r>
         <w:t xml:space="preserve"> </w:t>
@@ -3364,20 +3648,29 @@
       </w:r>
       <w:r>
         <w:rPr>
-          <w:b/>
-          <w:bCs/>
-        </w:rPr>
-        <w:t xml:space="preserve">the API will not return a secret’s value even to an admin, so the day the Raft</w:t>
-      </w:r>
-      <w:r>
-        <w:rPr>
-          <w:b/>
-          <w:bCs/>
-        </w:rPr>
-        <w:t xml:space="preserve"> </w:t>
-      </w:r>
-      <w:r>
-        <w:rPr>
+          <w:rStyle w:val="Key"/>
+          <w:b/>
+          <w:bCs/>
+        </w:rPr>
+        <w:t xml:space="preserve">the API will not return a secret’s value even to an admin</w:t>
+      </w:r>
+      <w:r>
+        <w:rPr>
+          <w:b/>
+          <w:bCs/>
+        </w:rPr>
+        <w:t xml:space="preserve">, so the day the Raft</w:t>
+      </w:r>
+      <w:r>
+        <w:rPr>
+          <w:b/>
+          <w:bCs/>
+        </w:rPr>
+        <w:t xml:space="preserve"> </w:t>
+      </w:r>
+      <w:r>
+        <w:rPr>
+          <w:rStyle w:val="Key"/>
           <w:b/>
           <w:bCs/>
         </w:rPr>
@@ -3385,13 +3678,15 @@
       </w:r>
       <w:r>
         <w:rPr>
-          <w:b/>
-          <w:bCs/>
-        </w:rPr>
-        <w:t xml:space="preserve"> </w:t>
-      </w:r>
-      <w:r>
-        <w:rPr>
+          <w:rStyle w:val="Key"/>
+          <w:b/>
+          <w:bCs/>
+        </w:rPr>
+        <w:t xml:space="preserve"> </w:t>
+      </w:r>
+      <w:r>
+        <w:rPr>
+          <w:rStyle w:val="Key"/>
           <w:b/>
           <w:bCs/>
         </w:rPr>
@@ -3399,13 +3694,15 @@
       </w:r>
       <w:r>
         <w:rPr>
-          <w:b/>
-          <w:bCs/>
-        </w:rPr>
-        <w:t xml:space="preserve"> </w:t>
-      </w:r>
-      <w:r>
-        <w:rPr>
+          <w:rStyle w:val="Key"/>
+          <w:b/>
+          <w:bCs/>
+        </w:rPr>
+        <w:t xml:space="preserve"> </w:t>
+      </w:r>
+      <w:r>
+        <w:rPr>
+          <w:rStyle w:val="Key"/>
           <w:b/>
           <w:bCs/>
         </w:rPr>
@@ -3460,7 +3757,13 @@
         <w:t xml:space="preserve"> </w:t>
       </w:r>
       <w:r>
-        <w:t xml:space="preserve">holding the data is a separate system that nobody remembered was separate.</w:t>
+        <w:rPr>
+          <w:rStyle w:val="Key"/>
+        </w:rPr>
+        <w:t xml:space="preserve">holding the data is a separate system that nobody remembered was separate</w:t>
+      </w:r>
+      <w:r>
+        <w:t xml:space="preserve">.</w:t>
       </w:r>
     </w:p>
     <w:p>
@@ -3768,7 +4071,13 @@
         <w:t xml:space="preserve"> </w:t>
       </w:r>
       <w:r>
-        <w:t xml:space="preserve">The rotation succeeded perfectly and made the two disagree.</w:t>
+        <w:rPr>
+          <w:rStyle w:val="Key"/>
+        </w:rPr>
+        <w:t xml:space="preserve">The rotation succeeded perfectly and made the two disagree</w:t>
+      </w:r>
+      <w:r>
+        <w:t xml:space="preserve">.</w:t>
       </w:r>
     </w:p>
     <w:tbl>
@@ -3979,6 +4288,7 @@
       </w:pPr>
       <w:r>
         <w:rPr>
+          <w:rStyle w:val="Key"/>
           <w:b/>
           <w:bCs/>
         </w:rPr>
@@ -4034,7 +4344,19 @@
         <w:t xml:space="preserve"> </w:t>
       </w:r>
       <w:r>
-        <w:t xml:space="preserve">the evidence is in Chapter 2 §2. This is the neighbouring failure and the guard is blind to it:</w:t>
+        <w:t xml:space="preserve">the evidence is in Chapter 2 §2.</w:t>
+      </w:r>
+      <w:r>
+        <w:t xml:space="preserve"> </w:t>
+      </w:r>
+      <w:r>
+        <w:rPr>
+          <w:rStyle w:val="Key"/>
+        </w:rPr>
+        <w:t xml:space="preserve">This is the neighbouring failure and the guard is blind to it</w:t>
+      </w:r>
+      <w:r>
+        <w:t xml:space="preserve">:</w:t>
       </w:r>
     </w:p>
     <w:tbl>
@@ -4363,7 +4685,29 @@
           <w:b/>
           <w:bCs/>
         </w:rPr>
-        <w:t xml:space="preserve">amount of better orchestration can detect this. Only a request that reaches the database can.</w:t>
+        <w:t xml:space="preserve">amount of better orchestration can detect this.</w:t>
+      </w:r>
+      <w:r>
+        <w:rPr>
+          <w:b/>
+          <w:bCs/>
+        </w:rPr>
+        <w:t xml:space="preserve"> </w:t>
+      </w:r>
+      <w:r>
+        <w:rPr>
+          <w:rStyle w:val="Key"/>
+          <w:b/>
+          <w:bCs/>
+        </w:rPr>
+        <w:t xml:space="preserve">Only a request that reaches the database can</w:t>
+      </w:r>
+      <w:r>
+        <w:rPr>
+          <w:b/>
+          <w:bCs/>
+        </w:rPr>
+        <w:t xml:space="preserve">.</w:t>
       </w:r>
     </w:p>
     <w:p>
@@ -4865,23 +5209,39 @@
         <w:pStyle w:val="BodyText"/>
       </w:pPr>
       <w:r>
+        <w:rPr>
+          <w:rStyle w:val="Key"/>
+        </w:rPr>
         <w:t xml:space="preserve">Only the last line — the one covering connections from</w:t>
       </w:r>
       <w:r>
-        <w:t xml:space="preserve"> </w:t>
-      </w:r>
-      <w:r>
-        <w:rPr>
+        <w:rPr>
+          <w:rStyle w:val="Key"/>
+        </w:rPr>
+        <w:t xml:space="preserve"> </w:t>
+      </w:r>
+      <w:r>
+        <w:rPr>
+          <w:rStyle w:val="Key"/>
           <w:i/>
           <w:iCs/>
         </w:rPr>
         <w:t xml:space="preserve">other containers</w:t>
       </w:r>
       <w:r>
-        <w:t xml:space="preserve"> </w:t>
-      </w:r>
-      <w:r>
-        <w:t xml:space="preserve">— checks a password.</w:t>
+        <w:rPr>
+          <w:rStyle w:val="Key"/>
+        </w:rPr>
+        <w:t xml:space="preserve"> </w:t>
+      </w:r>
+      <w:r>
+        <w:rPr>
+          <w:rStyle w:val="Key"/>
+        </w:rPr>
+        <w:t xml:space="preserve">— checks a password</w:t>
+      </w:r>
+      <w:r>
+        <w:t xml:space="preserve">.</w:t>
       </w:r>
       <w:r>
         <w:t xml:space="preserve"> </w:t>
@@ -5258,23 +5618,39 @@
         <w:t xml:space="preserve"> </w:t>
       </w:r>
       <w:r>
+        <w:rPr>
+          <w:rStyle w:val="Key"/>
+        </w:rPr>
         <w:t xml:space="preserve">nothing in the configuration you</w:t>
       </w:r>
       <w:r>
-        <w:t xml:space="preserve"> </w:t>
-      </w:r>
-      <w:r>
-        <w:rPr>
+        <w:rPr>
+          <w:rStyle w:val="Key"/>
+        </w:rPr>
+        <w:t xml:space="preserve"> </w:t>
+      </w:r>
+      <w:r>
+        <w:rPr>
+          <w:rStyle w:val="Key"/>
           <w:i/>
           <w:iCs/>
         </w:rPr>
         <w:t xml:space="preserve">do</w:t>
       </w:r>
       <w:r>
-        <w:t xml:space="preserve"> </w:t>
-      </w:r>
-      <w:r>
-        <w:t xml:space="preserve">review will show it. This is also why</w:t>
+        <w:rPr>
+          <w:rStyle w:val="Key"/>
+        </w:rPr>
+        <w:t xml:space="preserve"> </w:t>
+      </w:r>
+      <w:r>
+        <w:rPr>
+          <w:rStyle w:val="Key"/>
+        </w:rPr>
+        <w:t xml:space="preserve">review will show it</w:t>
+      </w:r>
+      <w:r>
+        <w:t xml:space="preserve">. This is also why</w:t>
       </w:r>
       <w:r>
         <w:t xml:space="preserve"> </w:t>
@@ -5342,7 +5718,13 @@
         <w:pStyle w:val="FirstParagraph"/>
       </w:pPr>
       <w:r>
-        <w:t xml:space="preserve">The last piece of state in this stack is not stored by Swarm at all. Our backend seeds a demo dataset</w:t>
+        <w:rPr>
+          <w:rStyle w:val="Key"/>
+        </w:rPr>
+        <w:t xml:space="preserve">The last piece of state in this stack is not stored by Swarm at all</w:t>
+      </w:r>
+      <w:r>
+        <w:t xml:space="preserve">. Our backend seeds a demo dataset</w:t>
       </w:r>
       <w:r>
         <w:t xml:space="preserve"> </w:t>
@@ -5435,6 +5817,7 @@
       </w:pPr>
       <w:r>
         <w:rPr>
+          <w:rStyle w:val="Key"/>
           <w:b/>
           <w:bCs/>
         </w:rPr>
@@ -5459,13 +5842,26 @@
         <w:t xml:space="preserve">“everyone raced”</w:t>
       </w:r>
       <w:r>
-        <w:t xml:space="preserve">: the collision happened</w:t>
-      </w:r>
-      <w:r>
-        <w:t xml:space="preserve"> </w:t>
-      </w:r>
-      <w:r>
-        <w:rPr>
+        <w:t xml:space="preserve">:</w:t>
+      </w:r>
+      <w:r>
+        <w:t xml:space="preserve"> </w:t>
+      </w:r>
+      <w:r>
+        <w:rPr>
+          <w:rStyle w:val="Key"/>
+        </w:rPr>
+        <w:t xml:space="preserve">the collision happened</w:t>
+      </w:r>
+      <w:r>
+        <w:rPr>
+          <w:rStyle w:val="Key"/>
+        </w:rPr>
+        <w:t xml:space="preserve"> </w:t>
+      </w:r>
+      <w:r>
+        <w:rPr>
+          <w:rStyle w:val="Key"/>
           <w:b/>
           <w:bCs/>
         </w:rPr>
@@ -5473,13 +5869,15 @@
       </w:r>
       <w:r>
         <w:rPr>
-          <w:b/>
-          <w:bCs/>
-        </w:rPr>
-        <w:t xml:space="preserve"> </w:t>
-      </w:r>
-      <w:r>
-        <w:rPr>
+          <w:rStyle w:val="Key"/>
+          <w:b/>
+          <w:bCs/>
+        </w:rPr>
+        <w:t xml:space="preserve"> </w:t>
+      </w:r>
+      <w:r>
+        <w:rPr>
+          <w:rStyle w:val="Key"/>
           <w:b/>
           <w:bCs/>
         </w:rPr>
@@ -5585,12 +5983,16 @@
       </w:r>
       <w:r>
         <w:rPr>
+          <w:rStyle w:val="Key"/>
           <w:b/>
           <w:bCs/>
         </w:rPr>
         <w:t xml:space="preserve">publishes an empty state</w:t>
       </w:r>
       <w:r>
+        <w:rPr>
+          <w:rStyle w:val="Key"/>
+        </w:rPr>
         <w:t xml:space="preserve">, so a worker that would otherwise have been saved by the</w:t>
       </w:r>
       <w:r>
@@ -5667,10 +6069,18 @@
       </w:r>
       <w:r>
         <w:rPr>
-          <w:b/>
-          <w:bCs/>
-        </w:rPr>
-        <w:t xml:space="preserve">skips is decided by arrival time, which nothing controls.</w:t>
+          <w:rStyle w:val="Key"/>
+          <w:b/>
+          <w:bCs/>
+        </w:rPr>
+        <w:t xml:space="preserve">skips is decided by arrival time, which nothing controls</w:t>
+      </w:r>
+      <w:r>
+        <w:rPr>
+          <w:b/>
+          <w:bCs/>
+        </w:rPr>
+        <w:t xml:space="preserve">.</w:t>
       </w:r>
     </w:p>
     <w:p>
@@ -5731,7 +6141,13 @@
         <w:t xml:space="preserve"> </w:t>
       </w:r>
       <w:r>
-        <w:t xml:space="preserve">opens is not a microsecond; it is however long the import takes.</w:t>
+        <w:rPr>
+          <w:rStyle w:val="Key"/>
+        </w:rPr>
+        <w:t xml:space="preserve">opens is not a microsecond; it is however long the import takes</w:t>
+      </w:r>
+      <w:r>
+        <w:t xml:space="preserve">.</w:t>
       </w:r>
     </w:p>
     <w:p>
@@ -5768,22 +6184,41 @@
       </w:r>
       <w:r>
         <w:rPr>
+          <w:rStyle w:val="Key"/>
           <w:b/>
           <w:bCs/>
         </w:rPr>
         <w:t xml:space="preserve">the database is left committed-empty</w:t>
       </w:r>
       <w:r>
-        <w:t xml:space="preserve"> </w:t>
-      </w:r>
-      <w:r>
+        <w:rPr>
+          <w:rStyle w:val="Key"/>
+        </w:rPr>
+        <w:t xml:space="preserve"> </w:t>
+      </w:r>
+      <w:r>
+        <w:rPr>
+          <w:rStyle w:val="Key"/>
+        </w:rPr>
         <w:t xml:space="preserve">— the delete has landed and the insert never</w:t>
       </w:r>
       <w:r>
         <w:t xml:space="preserve"> </w:t>
       </w:r>
       <w:r>
-        <w:t xml:space="preserve">will. A crash during seeding is a data-loss event rather than a retry.</w:t>
+        <w:t xml:space="preserve">will.</w:t>
+      </w:r>
+      <w:r>
+        <w:t xml:space="preserve"> </w:t>
+      </w:r>
+      <w:r>
+        <w:rPr>
+          <w:rStyle w:val="Key"/>
+        </w:rPr>
+        <w:t xml:space="preserve">A crash during seeding is a data-loss event rather than a retry</w:t>
+      </w:r>
+      <w:r>
+        <w:t xml:space="preserve">.</w:t>
       </w:r>
     </w:p>
     <w:p>
@@ -5923,10 +6358,18 @@
       </w:r>
       <w:r>
         <w:rPr>
-          <w:b/>
-          <w:bCs/>
-        </w:rPr>
-        <w:t xml:space="preserve">concurrently, N replicas × M workers at a time, on a schedule you do not control.</w:t>
+          <w:rStyle w:val="Key"/>
+          <w:b/>
+          <w:bCs/>
+        </w:rPr>
+        <w:t xml:space="preserve">concurrently, N replicas × M workers at a time, on a schedule you do not control</w:t>
+      </w:r>
+      <w:r>
+        <w:rPr>
+          <w:b/>
+          <w:bCs/>
+        </w:rPr>
+        <w:t xml:space="preserve">.</w:t>
       </w:r>
       <w:r>
         <w:t xml:space="preserve"> </w:t>
@@ -5938,7 +6381,19 @@
         <w:t xml:space="preserve"> </w:t>
       </w:r>
       <w:r>
-        <w:t xml:space="preserve">create this bug. It made a single-worker assumption load-bearing and then scaled it out. The same is</w:t>
+        <w:t xml:space="preserve">create this bug.</w:t>
+      </w:r>
+      <w:r>
+        <w:t xml:space="preserve"> </w:t>
+      </w:r>
+      <w:r>
+        <w:rPr>
+          <w:rStyle w:val="Key"/>
+        </w:rPr>
+        <w:t xml:space="preserve">It made a single-worker assumption load-bearing and then scaled it out</w:t>
+      </w:r>
+      <w:r>
+        <w:t xml:space="preserve">. The same is</w:t>
       </w:r>
       <w:r>
         <w:t xml:space="preserve"> </w:t>
